--- a/Building Typology Data.docx
+++ b/Building Typology Data.docx
@@ -1,6 +1,6 @@
 
 <file path=word/document.xml><?xml version="1.0" encoding="utf-8"?>
-<w:document xmlns:wpc="http://schemas.microsoft.com/office/word/2010/wordprocessingCanvas" xmlns:cx="http://schemas.microsoft.com/office/drawing/2014/chartex" xmlns:cx1="http://schemas.microsoft.com/office/drawing/2015/9/8/chartex" xmlns:cx2="http://schemas.microsoft.com/office/drawing/2015/10/21/chartex" xmlns:cx3="http://schemas.microsoft.com/office/drawing/2016/5/9/chartex" xmlns:cx4="http://schemas.microsoft.com/office/drawing/2016/5/10/chartex" xmlns:cx5="http://schemas.microsoft.com/office/drawing/2016/5/11/chartex" xmlns:cx6="http://schemas.microsoft.com/office/drawing/2016/5/12/chartex" xmlns:cx7="http://schemas.microsoft.com/office/drawing/2016/5/13/chartex" xmlns:cx8="http://schemas.microsoft.com/office/drawing/2016/5/14/chartex" xmlns:mc="http://schemas.openxmlformats.org/markup-compatibility/2006" xmlns:aink="http://schemas.microsoft.com/office/drawing/2016/ink" xmlns:am3d="http://schemas.microsoft.com/office/drawing/2017/model3d" xmlns:o="urn:schemas-microsoft-com:office:office" xmlns:oel="http://schemas.microsoft.com/office/2019/extlst" xmlns:r="http://schemas.openxmlformats.org/officeDocument/2006/relationships" xmlns:m="http://schemas.openxmlformats.org/officeDocument/2006/math" xmlns:v="urn:schemas-microsoft-com:vml" xmlns:wp14="http://schemas.microsoft.com/office/word/2010/wordprocessingDrawing" xmlns:wp="http://schemas.openxmlformats.org/drawingml/2006/wordprocessingDrawing" xmlns:w10="urn:schemas-microsoft-com:office:word" xmlns:w="http://schemas.openxmlformats.org/wordprocessingml/2006/main" xmlns:w14="http://schemas.microsoft.com/office/word/2010/wordml" xmlns:w15="http://schemas.microsoft.com/office/word/2012/wordml" xmlns:w16cex="http://schemas.microsoft.com/office/word/2018/wordml/cex" xmlns:w16cid="http://schemas.microsoft.com/office/word/2016/wordml/cid" xmlns:w16="http://schemas.microsoft.com/office/word/2018/wordml" xmlns:w16du="http://schemas.microsoft.com/office/word/2023/wordml/word16du" xmlns:w16sdtdh="http://schemas.microsoft.com/office/word/2020/wordml/sdtdatahash" xmlns:w16sdtfl="http://schemas.microsoft.com/office/word/2024/wordml/sdtformatlock" xmlns:w16se="http://schemas.microsoft.com/office/word/2015/wordml/symex" xmlns:wpg="http://schemas.microsoft.com/office/word/2010/wordprocessingGroup" xmlns:wpi="http://schemas.microsoft.com/office/word/2010/wordprocessingInk" xmlns:wne="http://schemas.microsoft.com/office/word/2006/wordml" xmlns:wps="http://schemas.microsoft.com/office/word/2010/wordprocessingShape" mc:Ignorable="w14 w15 w16se w16cid w16 w16cex w16sdtdh w16sdtfl w16du wp14">
+<w:document xmlns:wpc="http://schemas.microsoft.com/office/word/2010/wordprocessingCanvas" xmlns:cx="http://schemas.microsoft.com/office/drawing/2014/chartex" xmlns:cx1="http://schemas.microsoft.com/office/drawing/2015/9/8/chartex" xmlns:cx2="http://schemas.microsoft.com/office/drawing/2015/10/21/chartex" xmlns:cx3="http://schemas.microsoft.com/office/drawing/2016/5/9/chartex" xmlns:cx4="http://schemas.microsoft.com/office/drawing/2016/5/10/chartex" xmlns:cx5="http://schemas.microsoft.com/office/drawing/2016/5/11/chartex" xmlns:cx6="http://schemas.microsoft.com/office/drawing/2016/5/12/chartex" xmlns:cx7="http://schemas.microsoft.com/office/drawing/2016/5/13/chartex" xmlns:cx8="http://schemas.microsoft.com/office/drawing/2016/5/14/chartex" xmlns:mc="http://schemas.openxmlformats.org/markup-compatibility/2006" xmlns:aink="http://schemas.microsoft.com/office/drawing/2016/ink" xmlns:am3d="http://schemas.microsoft.com/office/drawing/2017/model3d" xmlns:o="urn:schemas-microsoft-com:office:office" xmlns:oel="http://schemas.microsoft.com/office/2019/extlst" xmlns:r="http://schemas.openxmlformats.org/officeDocument/2006/relationships" xmlns:m="http://schemas.openxmlformats.org/officeDocument/2006/math" xmlns:v="urn:schemas-microsoft-com:vml" xmlns:wp14="http://schemas.microsoft.com/office/word/2010/wordprocessingDrawing" xmlns:wp="http://schemas.openxmlformats.org/drawingml/2006/wordprocessingDrawing" xmlns:w10="urn:schemas-microsoft-com:office:word" xmlns:w="http://schemas.openxmlformats.org/wordprocessingml/2006/main" xmlns:w14="http://schemas.microsoft.com/office/word/2010/wordml" xmlns:w15="http://schemas.microsoft.com/office/word/2012/wordml" xmlns:w16cex="http://schemas.microsoft.com/office/word/2018/wordml/cex" xmlns:w16cid="http://schemas.microsoft.com/office/word/2016/wordml/cid" xmlns:w16="http://schemas.microsoft.com/office/word/2018/wordml" xmlns:w16sdtdh="http://schemas.microsoft.com/office/word/2020/wordml/sdtdatahash" xmlns:w16se="http://schemas.microsoft.com/office/word/2015/wordml/symex" xmlns:wpg="http://schemas.microsoft.com/office/word/2010/wordprocessingGroup" xmlns:wpi="http://schemas.microsoft.com/office/word/2010/wordprocessingInk" xmlns:wne="http://schemas.microsoft.com/office/word/2006/wordml" xmlns:wps="http://schemas.microsoft.com/office/word/2010/wordprocessingShape" mc:Ignorable="w14 w15 w16se w16cid w16 w16cex w16sdtdh wp14">
   <w:body>
     <w:p>
       <w:pPr>
@@ -35,23 +35,7 @@
         <w:contextualSpacing w:val="0"/>
       </w:pPr>
       <w:r>
-        <w:t xml:space="preserve">Storey height: Ground </w:t>
-      </w:r>
-      <w:proofErr w:type="gramStart"/>
-      <w:r>
-        <w:t>floor:_</w:t>
-      </w:r>
-      <w:proofErr w:type="gramEnd"/>
-      <w:r>
-        <w:t xml:space="preserve">_________ and first </w:t>
-      </w:r>
-      <w:proofErr w:type="gramStart"/>
-      <w:r>
-        <w:t>floor:_</w:t>
-      </w:r>
-      <w:proofErr w:type="gramEnd"/>
-      <w:r>
-        <w:t>______________</w:t>
+        <w:t>Storey height: Ground floor:__________ and first floor:_______________</w:t>
       </w:r>
     </w:p>
     <w:p>
@@ -97,15 +81,161 @@
       </w:r>
       <w:proofErr w:type="gramEnd"/>
       <w:r>
-        <w:t xml:space="preserve"> available, </w:t>
+        <w:t xml:space="preserve"> available, Distance:____________</w:t>
+      </w:r>
+    </w:p>
+    <w:p>
+      <w:pPr>
+        <w:pStyle w:val="ListParagraph"/>
+        <w:numPr>
+          <w:ilvl w:val="0"/>
+          <w:numId w:val="4"/>
+        </w:numPr>
+        <w:ind w:left="360"/>
+        <w:contextualSpacing w:val="0"/>
+      </w:pPr>
+      <w:r>
+        <w:t>Maximum stone size: &gt;12”, 9”-12”, 6”-9”, &lt;6”</w:t>
+      </w:r>
+    </w:p>
+    <w:p>
+      <w:pPr>
+        <w:pStyle w:val="ListParagraph"/>
+        <w:numPr>
+          <w:ilvl w:val="0"/>
+          <w:numId w:val="4"/>
+        </w:numPr>
+        <w:ind w:left="360"/>
+        <w:contextualSpacing w:val="0"/>
+      </w:pPr>
+      <w:r>
+        <w:t>Type of mortar: Dry/No mortar, Mud mortar, Cement-sand mortar</w:t>
+      </w:r>
+    </w:p>
+    <w:p>
+      <w:pPr>
+        <w:pStyle w:val="ListParagraph"/>
+        <w:numPr>
+          <w:ilvl w:val="0"/>
+          <w:numId w:val="4"/>
+        </w:numPr>
+        <w:ind w:left="360"/>
+        <w:contextualSpacing w:val="0"/>
+      </w:pPr>
+      <w:r>
+        <w:t xml:space="preserve">Through stone: Provided. Not provided, </w:t>
+      </w:r>
+      <w:r>
+        <w:t>if provided then typical spacing: _________</w:t>
+      </w:r>
+    </w:p>
+    <w:p>
+      <w:pPr>
+        <w:pStyle w:val="ListParagraph"/>
+        <w:numPr>
+          <w:ilvl w:val="0"/>
+          <w:numId w:val="4"/>
+        </w:numPr>
+        <w:ind w:left="360"/>
+        <w:contextualSpacing w:val="0"/>
+      </w:pPr>
+      <w:r>
+        <w:t>Connection between orthogonal walls: through stone provided, not adequate connection</w:t>
+      </w:r>
+    </w:p>
+    <w:p>
+      <w:pPr>
+        <w:pStyle w:val="ListParagraph"/>
+        <w:numPr>
+          <w:ilvl w:val="0"/>
+          <w:numId w:val="4"/>
+        </w:numPr>
+        <w:ind w:left="360"/>
+        <w:contextualSpacing w:val="0"/>
+      </w:pPr>
+      <w:r>
+        <w:t>External Wall Thickness: &lt;15”, 15”, 18”, &gt;18”, Thickness:____________</w:t>
+      </w:r>
+    </w:p>
+    <w:p>
+      <w:pPr>
+        <w:pStyle w:val="ListParagraph"/>
+        <w:numPr>
+          <w:ilvl w:val="0"/>
+          <w:numId w:val="4"/>
+        </w:numPr>
+        <w:ind w:left="360"/>
+        <w:contextualSpacing w:val="0"/>
+      </w:pPr>
+      <w:r>
+        <w:t xml:space="preserve">Internal </w:t>
+      </w:r>
+      <w:r>
+        <w:t>Wall Thickness: &lt;15”, 15”, 18”, &gt;18”, Thickness:____________</w:t>
+      </w:r>
+    </w:p>
+    <w:p>
+      <w:pPr>
+        <w:pStyle w:val="ListParagraph"/>
+        <w:numPr>
+          <w:ilvl w:val="0"/>
+          <w:numId w:val="4"/>
+        </w:numPr>
+        <w:ind w:left="360"/>
+        <w:contextualSpacing w:val="0"/>
+      </w:pPr>
+      <w:r>
+        <w:t>Typical size of window: Length:___________ and height:_________________</w:t>
+      </w:r>
+    </w:p>
+    <w:p>
+      <w:pPr>
+        <w:pStyle w:val="ListParagraph"/>
+        <w:numPr>
+          <w:ilvl w:val="0"/>
+          <w:numId w:val="4"/>
+        </w:numPr>
+        <w:ind w:left="360"/>
+        <w:contextualSpacing w:val="0"/>
+      </w:pPr>
+      <w:r>
+        <w:t>Typica; size of door: Length:______________ and height:________________</w:t>
+      </w:r>
+    </w:p>
+    <w:p>
+      <w:pPr>
+        <w:pStyle w:val="ListParagraph"/>
+        <w:numPr>
+          <w:ilvl w:val="0"/>
+          <w:numId w:val="4"/>
+        </w:numPr>
+        <w:ind w:left="360"/>
+        <w:contextualSpacing w:val="0"/>
+      </w:pPr>
+      <w:r>
+        <w:t>Type of lintel beam: Continuous on all opening, separate on each opening</w:t>
+      </w:r>
+    </w:p>
+    <w:p>
+      <w:pPr>
+        <w:pStyle w:val="ListParagraph"/>
+        <w:numPr>
+          <w:ilvl w:val="0"/>
+          <w:numId w:val="4"/>
+        </w:numPr>
+        <w:ind w:left="360"/>
+        <w:contextualSpacing w:val="0"/>
+      </w:pPr>
+      <w:r>
+        <w:t xml:space="preserve">Opening alignment in vertical direction: Aligned, </w:t>
       </w:r>
       <w:proofErr w:type="gramStart"/>
       <w:r>
-        <w:t>Distance:_</w:t>
+        <w:t>Not</w:t>
       </w:r>
       <w:proofErr w:type="gramEnd"/>
       <w:r>
-        <w:t>___________</w:t>
+        <w:t xml:space="preserve"> aligned</w:t>
       </w:r>
     </w:p>
     <w:p>
@@ -119,7 +249,7 @@
         <w:contextualSpacing w:val="0"/>
       </w:pPr>
       <w:r>
-        <w:t>Maximum stone size: &gt;12”, 9”-12”, 6”-9”, &lt;6”</w:t>
+        <w:t>Material of lintel beam: wooden beam, stone beam, RC beam, other:________________</w:t>
       </w:r>
     </w:p>
     <w:p>
@@ -133,7 +263,7 @@
         <w:contextualSpacing w:val="0"/>
       </w:pPr>
       <w:r>
-        <w:t>Type of mortar: Dry/No mortar, Mud mortar, Cement-sand mortar</w:t>
+        <w:t>Verandah column: RC column, Wooden column, Stone masonry column, Size:____________</w:t>
       </w:r>
     </w:p>
     <w:p>
@@ -147,18 +277,18 @@
         <w:contextualSpacing w:val="0"/>
       </w:pPr>
       <w:r>
-        <w:t xml:space="preserve">Through stone: Provided. Not provided, </w:t>
-      </w:r>
-      <w:r>
-        <w:t xml:space="preserve">if provided then typical </w:t>
+        <w:t>Type of floor: RC Slab, timber flat roof,</w:t>
+      </w:r>
+      <w:r>
+        <w:t xml:space="preserve"> T-iron roof, </w:t>
       </w:r>
       <w:proofErr w:type="gramStart"/>
       <w:r>
-        <w:t>spacing: _</w:t>
+        <w:t>Not</w:t>
       </w:r>
       <w:proofErr w:type="gramEnd"/>
       <w:r>
-        <w:t>________</w:t>
+        <w:t xml:space="preserve"> applicable, other:_____________</w:t>
       </w:r>
     </w:p>
     <w:p>
@@ -172,7 +302,13 @@
         <w:contextualSpacing w:val="0"/>
       </w:pPr>
       <w:r>
-        <w:t>Connection between orthogonal walls: through stone provided, not adequate connection</w:t>
+        <w:t>Connection of floor to wall: No connection</w:t>
+      </w:r>
+      <w:r>
+        <w:t>/bearing</w:t>
+      </w:r>
+      <w:r>
+        <w:t>, connection through wooden laces on wall top, other:___________________</w:t>
       </w:r>
     </w:p>
     <w:p>
@@ -186,24 +322,7 @@
         <w:contextualSpacing w:val="0"/>
       </w:pPr>
       <w:r>
-        <w:t>Ex</w:t>
-      </w:r>
-      <w:r>
-        <w:t>ter</w:t>
-      </w:r>
-      <w:r>
-        <w:t>nal</w:t>
-      </w:r>
-      <w:r>
-        <w:t xml:space="preserve"> Wall Thickness: &lt;15”, 15”, 18”, &gt;18”, </w:t>
-      </w:r>
-      <w:proofErr w:type="gramStart"/>
-      <w:r>
-        <w:t>Thickness:_</w:t>
-      </w:r>
-      <w:proofErr w:type="gramEnd"/>
-      <w:r>
-        <w:t>___________</w:t>
+        <w:t>Type of roof: RC Slab, timber flat roof, T-iron roof, wooden truss, steel truss, other:________</w:t>
       </w:r>
     </w:p>
     <w:p>
@@ -217,284 +336,13 @@
         <w:contextualSpacing w:val="0"/>
       </w:pPr>
       <w:r>
-        <w:t xml:space="preserve">Internal </w:t>
-      </w:r>
-      <w:r>
-        <w:t xml:space="preserve">Wall Thickness: &lt;15”, 15”, 18”, &gt;18”, </w:t>
-      </w:r>
-      <w:proofErr w:type="gramStart"/>
-      <w:r>
-        <w:t>Thickness:_</w:t>
-      </w:r>
-      <w:proofErr w:type="gramEnd"/>
-      <w:r>
-        <w:t>___________</w:t>
-      </w:r>
-    </w:p>
-    <w:p>
-      <w:pPr>
-        <w:pStyle w:val="ListParagraph"/>
-        <w:numPr>
-          <w:ilvl w:val="0"/>
-          <w:numId w:val="4"/>
-        </w:numPr>
-        <w:ind w:left="360"/>
-        <w:contextualSpacing w:val="0"/>
-      </w:pPr>
-      <w:r>
-        <w:t xml:space="preserve">Typical size of window: </w:t>
-      </w:r>
-      <w:proofErr w:type="gramStart"/>
-      <w:r>
-        <w:t>Length:_</w:t>
-      </w:r>
-      <w:proofErr w:type="gramEnd"/>
-      <w:r>
-        <w:t xml:space="preserve">__________ and </w:t>
-      </w:r>
-      <w:proofErr w:type="gramStart"/>
-      <w:r>
-        <w:t>height:_</w:t>
-      </w:r>
-      <w:proofErr w:type="gramEnd"/>
-      <w:r>
-        <w:t>________________</w:t>
-      </w:r>
-    </w:p>
-    <w:p>
-      <w:pPr>
-        <w:pStyle w:val="ListParagraph"/>
-        <w:numPr>
-          <w:ilvl w:val="0"/>
-          <w:numId w:val="4"/>
-        </w:numPr>
-        <w:ind w:left="360"/>
-        <w:contextualSpacing w:val="0"/>
-      </w:pPr>
-      <w:r>
-        <w:t xml:space="preserve">Typica; size of door: </w:t>
-      </w:r>
-      <w:proofErr w:type="gramStart"/>
-      <w:r>
-        <w:t>Length:_</w:t>
-      </w:r>
-      <w:proofErr w:type="gramEnd"/>
-      <w:r>
-        <w:t xml:space="preserve">_____________ and </w:t>
-      </w:r>
-      <w:proofErr w:type="gramStart"/>
-      <w:r>
-        <w:t>height:_</w:t>
-      </w:r>
-      <w:proofErr w:type="gramEnd"/>
-      <w:r>
-        <w:t>_______________</w:t>
-      </w:r>
-    </w:p>
-    <w:p>
-      <w:pPr>
-        <w:pStyle w:val="ListParagraph"/>
-        <w:numPr>
-          <w:ilvl w:val="0"/>
-          <w:numId w:val="4"/>
-        </w:numPr>
-        <w:ind w:left="360"/>
-        <w:contextualSpacing w:val="0"/>
-      </w:pPr>
-      <w:r>
-        <w:t>Type of lintel beam: Continuous on all opening, separate on each opening</w:t>
-      </w:r>
-    </w:p>
-    <w:p>
-      <w:pPr>
-        <w:pStyle w:val="ListParagraph"/>
-        <w:numPr>
-          <w:ilvl w:val="0"/>
-          <w:numId w:val="4"/>
-        </w:numPr>
-        <w:ind w:left="360"/>
-        <w:contextualSpacing w:val="0"/>
-      </w:pPr>
-      <w:r>
-        <w:t xml:space="preserve">Opening alignment in vertical direction: Aligned, </w:t>
-      </w:r>
-      <w:proofErr w:type="gramStart"/>
-      <w:r>
-        <w:t>Not</w:t>
-      </w:r>
-      <w:proofErr w:type="gramEnd"/>
-      <w:r>
-        <w:t xml:space="preserve"> aligned</w:t>
-      </w:r>
-    </w:p>
-    <w:p>
-      <w:pPr>
-        <w:pStyle w:val="ListParagraph"/>
-        <w:numPr>
-          <w:ilvl w:val="0"/>
-          <w:numId w:val="4"/>
-        </w:numPr>
-        <w:ind w:left="360"/>
-        <w:contextualSpacing w:val="0"/>
-      </w:pPr>
-      <w:r>
-        <w:t xml:space="preserve">Material of lintel beam: wooden beam, stone beam, RC beam, </w:t>
-      </w:r>
-      <w:proofErr w:type="gramStart"/>
-      <w:r>
-        <w:t>other:_</w:t>
-      </w:r>
-      <w:proofErr w:type="gramEnd"/>
-      <w:r>
-        <w:t>_______________</w:t>
-      </w:r>
-    </w:p>
-    <w:p>
-      <w:pPr>
-        <w:pStyle w:val="ListParagraph"/>
-        <w:numPr>
-          <w:ilvl w:val="0"/>
-          <w:numId w:val="4"/>
-        </w:numPr>
-        <w:ind w:left="360"/>
-        <w:contextualSpacing w:val="0"/>
-      </w:pPr>
-      <w:r>
-        <w:t xml:space="preserve">Verandah column: RC column, Wooden column, Stone masonry column, </w:t>
-      </w:r>
-      <w:proofErr w:type="gramStart"/>
-      <w:r>
-        <w:t>Size:_</w:t>
-      </w:r>
-      <w:proofErr w:type="gramEnd"/>
-      <w:r>
-        <w:t>___________</w:t>
-      </w:r>
-    </w:p>
-    <w:p>
-      <w:pPr>
-        <w:pStyle w:val="ListParagraph"/>
-        <w:numPr>
-          <w:ilvl w:val="0"/>
-          <w:numId w:val="4"/>
-        </w:numPr>
-        <w:ind w:left="360"/>
-        <w:contextualSpacing w:val="0"/>
-      </w:pPr>
-      <w:r>
-        <w:t>Type of floor: RC Slab, timber flat roof,</w:t>
-      </w:r>
-      <w:r>
-        <w:t xml:space="preserve"> T-iron roof, </w:t>
-      </w:r>
-      <w:proofErr w:type="gramStart"/>
-      <w:r>
-        <w:t>Not</w:t>
-      </w:r>
-      <w:proofErr w:type="gramEnd"/>
-      <w:r>
-        <w:t xml:space="preserve"> applicable</w:t>
-      </w:r>
-      <w:r>
-        <w:t xml:space="preserve">, </w:t>
-      </w:r>
-      <w:proofErr w:type="gramStart"/>
-      <w:r>
-        <w:t>other:_</w:t>
-      </w:r>
-      <w:proofErr w:type="gramEnd"/>
-      <w:r>
-        <w:t>____________</w:t>
-      </w:r>
-    </w:p>
-    <w:p>
-      <w:pPr>
-        <w:pStyle w:val="ListParagraph"/>
-        <w:numPr>
-          <w:ilvl w:val="0"/>
-          <w:numId w:val="4"/>
-        </w:numPr>
-        <w:ind w:left="360"/>
-        <w:contextualSpacing w:val="0"/>
-      </w:pPr>
-      <w:r>
-        <w:t>Connection of floor to wall: No connection</w:t>
+        <w:t>Connection of roof to wall: No connection</w:t>
       </w:r>
       <w:r>
         <w:t>/bearing</w:t>
       </w:r>
       <w:r>
-        <w:t xml:space="preserve">, connection through wooden laces on wall top, </w:t>
-      </w:r>
-      <w:proofErr w:type="gramStart"/>
-      <w:r>
-        <w:t>other:_</w:t>
-      </w:r>
-      <w:proofErr w:type="gramEnd"/>
-      <w:r>
-        <w:t>__________________</w:t>
-      </w:r>
-    </w:p>
-    <w:p>
-      <w:pPr>
-        <w:pStyle w:val="ListParagraph"/>
-        <w:numPr>
-          <w:ilvl w:val="0"/>
-          <w:numId w:val="4"/>
-        </w:numPr>
-        <w:ind w:left="360"/>
-        <w:contextualSpacing w:val="0"/>
-      </w:pPr>
-      <w:r>
-        <w:t xml:space="preserve">Type of roof: RC Slab, </w:t>
-      </w:r>
-      <w:r>
-        <w:t>timber flat roof, T-iron roof,</w:t>
-      </w:r>
-      <w:r>
-        <w:t xml:space="preserve"> wooden truss, steel truss, </w:t>
-      </w:r>
-      <w:proofErr w:type="gramStart"/>
-      <w:r>
-        <w:t>other:_</w:t>
-      </w:r>
-      <w:proofErr w:type="gramEnd"/>
-      <w:r>
-        <w:t>_______</w:t>
-      </w:r>
-    </w:p>
-    <w:p>
-      <w:pPr>
-        <w:pStyle w:val="ListParagraph"/>
-        <w:numPr>
-          <w:ilvl w:val="0"/>
-          <w:numId w:val="4"/>
-        </w:numPr>
-        <w:ind w:left="360"/>
-        <w:contextualSpacing w:val="0"/>
-      </w:pPr>
-      <w:r>
-        <w:t xml:space="preserve">Connection of roof to wall: </w:t>
-      </w:r>
-      <w:r>
-        <w:t>No connection</w:t>
-      </w:r>
-      <w:r>
-        <w:t>/bearing</w:t>
-      </w:r>
-      <w:r>
-        <w:t xml:space="preserve">, connection through wooden laces on wall top, </w:t>
-      </w:r>
-      <w:r>
-        <w:t xml:space="preserve">steel anchor bolts, </w:t>
-      </w:r>
-      <w:proofErr w:type="gramStart"/>
-      <w:r>
-        <w:t>other:_</w:t>
-      </w:r>
-      <w:proofErr w:type="gramEnd"/>
-      <w:r>
-        <w:t>__________________</w:t>
+        <w:t>, connection through wooden laces on wall top, steel anchor bolts, other:___________________</w:t>
       </w:r>
     </w:p>
     <w:p>
@@ -548,23 +396,7 @@
         <w:contextualSpacing w:val="0"/>
       </w:pPr>
       <w:r>
-        <w:t xml:space="preserve">Storey height: Ground </w:t>
-      </w:r>
-      <w:proofErr w:type="gramStart"/>
-      <w:r>
-        <w:t>floor:_</w:t>
-      </w:r>
-      <w:proofErr w:type="gramEnd"/>
-      <w:r>
-        <w:t xml:space="preserve">_________ and first </w:t>
-      </w:r>
-      <w:proofErr w:type="gramStart"/>
-      <w:r>
-        <w:t>floor:_</w:t>
-      </w:r>
-      <w:proofErr w:type="gramEnd"/>
-      <w:r>
-        <w:t>______________</w:t>
+        <w:t>Storey height: Ground floor:__________ and first floor:_______________</w:t>
       </w:r>
     </w:p>
     <w:p>
@@ -602,15 +434,7 @@
       </w:r>
       <w:proofErr w:type="gramEnd"/>
       <w:r>
-        <w:t xml:space="preserve"> available, </w:t>
-      </w:r>
-      <w:proofErr w:type="gramStart"/>
-      <w:r>
-        <w:t>Distance:_</w:t>
-      </w:r>
-      <w:proofErr w:type="gramEnd"/>
-      <w:r>
-        <w:t>___________</w:t>
+        <w:t xml:space="preserve"> available, Distance:____________</w:t>
       </w:r>
     </w:p>
     <w:p>
@@ -649,15 +473,7 @@
         <w:contextualSpacing w:val="0"/>
       </w:pPr>
       <w:r>
-        <w:t xml:space="preserve">External Wall Thickness: &lt;15”, 15”, 18”, &gt;18”, </w:t>
-      </w:r>
-      <w:proofErr w:type="gramStart"/>
-      <w:r>
-        <w:t>Thickness:_</w:t>
-      </w:r>
-      <w:proofErr w:type="gramEnd"/>
-      <w:r>
-        <w:t>___________</w:t>
+        <w:t>External Wall Thickness: &lt;15”, 15”, 18”, &gt;18”, Thickness:____________</w:t>
       </w:r>
     </w:p>
     <w:p>
@@ -670,15 +486,7 @@
         <w:contextualSpacing w:val="0"/>
       </w:pPr>
       <w:r>
-        <w:t xml:space="preserve">Internal Wall Thickness: &lt;15”, 15”, 18”, &gt;18”, </w:t>
-      </w:r>
-      <w:proofErr w:type="gramStart"/>
-      <w:r>
-        <w:t>Thickness:_</w:t>
-      </w:r>
-      <w:proofErr w:type="gramEnd"/>
-      <w:r>
-        <w:t>___________</w:t>
+        <w:t>Internal Wall Thickness: &lt;15”, 15”, 18”, &gt;18”, Thickness:____________</w:t>
       </w:r>
     </w:p>
     <w:p>
@@ -691,15 +499,7 @@
         <w:contextualSpacing w:val="0"/>
       </w:pPr>
       <w:r>
-        <w:t xml:space="preserve">Spacing between timber </w:t>
-      </w:r>
-      <w:proofErr w:type="gramStart"/>
-      <w:r>
-        <w:t>laces:_</w:t>
-      </w:r>
-      <w:proofErr w:type="gramEnd"/>
-      <w:r>
-        <w:t>_______________</w:t>
+        <w:t>Spacing between timber laces:________________</w:t>
       </w:r>
     </w:p>
     <w:p>
@@ -712,15 +512,7 @@
         <w:contextualSpacing w:val="0"/>
       </w:pPr>
       <w:r>
-        <w:t xml:space="preserve">Size of timber </w:t>
-      </w:r>
-      <w:proofErr w:type="gramStart"/>
-      <w:r>
-        <w:t>laces:_</w:t>
-      </w:r>
-      <w:proofErr w:type="gramEnd"/>
-      <w:r>
-        <w:t>_______________</w:t>
+        <w:t>Size of timber laces:________________</w:t>
       </w:r>
     </w:p>
     <w:p>
@@ -952,7 +744,7 @@
               </wp:anchor>
             </w:drawing>
           </mc:Choice>
-          <mc:Fallback>
+          <mc:Fallback xmlns:w16sdtfl="http://schemas.microsoft.com/office/word/2024/wordml/sdtformatlock" xmlns:w16du="http://schemas.microsoft.com/office/word/2023/wordml/word16du">
             <w:pict>
               <v:group w14:anchorId="699B0C00" id="Group 3" o:spid="_x0000_s1026" style="position:absolute;margin-left:281.5pt;margin-top:19.15pt;width:187pt;height:12pt;z-index:251668480" coordsize="23749,1524" o:gfxdata="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">
                 <v:line id="Straight Connector 1" o:spid="_x0000_s1027" style="position:absolute;visibility:visible;mso-wrap-style:square" from="0,63" to="23749,63" o:connectortype="straight" o:gfxdata="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" strokecolor="black [3213]" strokeweight="2.25pt">
@@ -1021,23 +813,75 @@
         <w:contextualSpacing w:val="0"/>
       </w:pPr>
       <w:r>
-        <w:t xml:space="preserve">Typical size of window: </w:t>
+        <w:t>Typical size of window: Length:___________ and height:_________________</w:t>
+      </w:r>
+    </w:p>
+    <w:p>
+      <w:pPr>
+        <w:pStyle w:val="ListParagraph"/>
+        <w:numPr>
+          <w:ilvl w:val="0"/>
+          <w:numId w:val="5"/>
+        </w:numPr>
+        <w:contextualSpacing w:val="0"/>
+      </w:pPr>
+      <w:r>
+        <w:t>Typica; size of door: Length:______________ and height:________________</w:t>
+      </w:r>
+    </w:p>
+    <w:p>
+      <w:pPr>
+        <w:pStyle w:val="ListParagraph"/>
+        <w:numPr>
+          <w:ilvl w:val="0"/>
+          <w:numId w:val="5"/>
+        </w:numPr>
+        <w:contextualSpacing w:val="0"/>
+      </w:pPr>
+      <w:r>
+        <w:t xml:space="preserve">Opening alignment in vertical direction: Aligned, </w:t>
       </w:r>
       <w:proofErr w:type="gramStart"/>
       <w:r>
-        <w:t>Length:_</w:t>
+        <w:t>Not</w:t>
       </w:r>
       <w:proofErr w:type="gramEnd"/>
       <w:r>
-        <w:t xml:space="preserve">__________ and </w:t>
+        <w:t xml:space="preserve"> aligned</w:t>
+      </w:r>
+    </w:p>
+    <w:p>
+      <w:pPr>
+        <w:pStyle w:val="ListParagraph"/>
+        <w:numPr>
+          <w:ilvl w:val="0"/>
+          <w:numId w:val="5"/>
+        </w:numPr>
+        <w:contextualSpacing w:val="0"/>
+      </w:pPr>
+      <w:r>
+        <w:t>Verandah column: RC column, Wooden column, Stone masonry column, Size:____________</w:t>
+      </w:r>
+    </w:p>
+    <w:p>
+      <w:pPr>
+        <w:pStyle w:val="ListParagraph"/>
+        <w:numPr>
+          <w:ilvl w:val="0"/>
+          <w:numId w:val="5"/>
+        </w:numPr>
+        <w:contextualSpacing w:val="0"/>
+      </w:pPr>
+      <w:r>
+        <w:t xml:space="preserve">Type of floor: RC Slab, timber flat roof, T-iron roof, </w:t>
       </w:r>
       <w:proofErr w:type="gramStart"/>
       <w:r>
-        <w:t>height:_</w:t>
+        <w:t>Not</w:t>
       </w:r>
       <w:proofErr w:type="gramEnd"/>
       <w:r>
-        <w:t>________________</w:t>
+        <w:t xml:space="preserve"> applicable, other:_____________</w:t>
       </w:r>
     </w:p>
     <w:p>
@@ -1050,23 +894,7 @@
         <w:contextualSpacing w:val="0"/>
       </w:pPr>
       <w:r>
-        <w:t xml:space="preserve">Typica; size of door: </w:t>
-      </w:r>
-      <w:proofErr w:type="gramStart"/>
-      <w:r>
-        <w:t>Length:_</w:t>
-      </w:r>
-      <w:proofErr w:type="gramEnd"/>
-      <w:r>
-        <w:t xml:space="preserve">_____________ and </w:t>
-      </w:r>
-      <w:proofErr w:type="gramStart"/>
-      <w:r>
-        <w:t>height:_</w:t>
-      </w:r>
-      <w:proofErr w:type="gramEnd"/>
-      <w:r>
-        <w:t>_______________</w:t>
+        <w:t>Connection of floor to wall: No connection/bearing, connection through wooden laces on wall top, other:___________________</w:t>
       </w:r>
     </w:p>
     <w:p>
@@ -1079,15 +907,7 @@
         <w:contextualSpacing w:val="0"/>
       </w:pPr>
       <w:r>
-        <w:t xml:space="preserve">Opening alignment in vertical direction: Aligned, </w:t>
-      </w:r>
-      <w:proofErr w:type="gramStart"/>
-      <w:r>
-        <w:t>Not</w:t>
-      </w:r>
-      <w:proofErr w:type="gramEnd"/>
-      <w:r>
-        <w:t xml:space="preserve"> aligned</w:t>
+        <w:t>Type of roof: RC Slab, timber flat roof, T-iron roof, wooden truss, steel truss, other:________</w:t>
       </w:r>
     </w:p>
     <w:p>
@@ -1100,107 +920,7 @@
         <w:contextualSpacing w:val="0"/>
       </w:pPr>
       <w:r>
-        <w:t xml:space="preserve">Verandah column: RC column, Wooden column, Stone masonry column, </w:t>
-      </w:r>
-      <w:proofErr w:type="gramStart"/>
-      <w:r>
-        <w:t>Size:_</w:t>
-      </w:r>
-      <w:proofErr w:type="gramEnd"/>
-      <w:r>
-        <w:t>___________</w:t>
-      </w:r>
-    </w:p>
-    <w:p>
-      <w:pPr>
-        <w:pStyle w:val="ListParagraph"/>
-        <w:numPr>
-          <w:ilvl w:val="0"/>
-          <w:numId w:val="5"/>
-        </w:numPr>
-        <w:contextualSpacing w:val="0"/>
-      </w:pPr>
-      <w:r>
-        <w:t xml:space="preserve">Type of floor: RC Slab, timber flat roof, T-iron roof, </w:t>
-      </w:r>
-      <w:proofErr w:type="gramStart"/>
-      <w:r>
-        <w:t>Not</w:t>
-      </w:r>
-      <w:proofErr w:type="gramEnd"/>
-      <w:r>
-        <w:t xml:space="preserve"> applicable, </w:t>
-      </w:r>
-      <w:proofErr w:type="gramStart"/>
-      <w:r>
-        <w:t>other:_</w:t>
-      </w:r>
-      <w:proofErr w:type="gramEnd"/>
-      <w:r>
-        <w:t>____________</w:t>
-      </w:r>
-    </w:p>
-    <w:p>
-      <w:pPr>
-        <w:pStyle w:val="ListParagraph"/>
-        <w:numPr>
-          <w:ilvl w:val="0"/>
-          <w:numId w:val="5"/>
-        </w:numPr>
-        <w:contextualSpacing w:val="0"/>
-      </w:pPr>
-      <w:r>
-        <w:t xml:space="preserve">Connection of floor to wall: No connection/bearing, connection through wooden laces on wall top, </w:t>
-      </w:r>
-      <w:proofErr w:type="gramStart"/>
-      <w:r>
-        <w:t>other:_</w:t>
-      </w:r>
-      <w:proofErr w:type="gramEnd"/>
-      <w:r>
-        <w:t>__________________</w:t>
-      </w:r>
-    </w:p>
-    <w:p>
-      <w:pPr>
-        <w:pStyle w:val="ListParagraph"/>
-        <w:numPr>
-          <w:ilvl w:val="0"/>
-          <w:numId w:val="5"/>
-        </w:numPr>
-        <w:contextualSpacing w:val="0"/>
-      </w:pPr>
-      <w:r>
-        <w:t xml:space="preserve">Type of roof: RC Slab, timber flat roof, T-iron roof, wooden truss, steel truss, </w:t>
-      </w:r>
-      <w:proofErr w:type="gramStart"/>
-      <w:r>
-        <w:t>other:_</w:t>
-      </w:r>
-      <w:proofErr w:type="gramEnd"/>
-      <w:r>
-        <w:t>_______</w:t>
-      </w:r>
-    </w:p>
-    <w:p>
-      <w:pPr>
-        <w:pStyle w:val="ListParagraph"/>
-        <w:numPr>
-          <w:ilvl w:val="0"/>
-          <w:numId w:val="5"/>
-        </w:numPr>
-        <w:contextualSpacing w:val="0"/>
-      </w:pPr>
-      <w:r>
-        <w:t xml:space="preserve">Connection of roof to wall: No connection/bearing, connection through wooden laces on wall top, steel anchor bolts, </w:t>
-      </w:r>
-      <w:proofErr w:type="gramStart"/>
-      <w:r>
-        <w:t>other:_</w:t>
-      </w:r>
-      <w:proofErr w:type="gramEnd"/>
-      <w:r>
-        <w:t>__________________</w:t>
+        <w:t>Connection of roof to wall: No connection/bearing, connection through wooden laces on wall top, steel anchor bolts, other:___________________</w:t>
       </w:r>
     </w:p>
     <w:p>
@@ -1249,23 +969,7 @@
         <w:contextualSpacing w:val="0"/>
       </w:pPr>
       <w:r>
-        <w:t xml:space="preserve">Storey height: Ground </w:t>
-      </w:r>
-      <w:proofErr w:type="gramStart"/>
-      <w:r>
-        <w:t>floor:_</w:t>
-      </w:r>
-      <w:proofErr w:type="gramEnd"/>
-      <w:r>
-        <w:t xml:space="preserve">_________ and first </w:t>
-      </w:r>
-      <w:proofErr w:type="gramStart"/>
-      <w:r>
-        <w:t>floor:_</w:t>
-      </w:r>
-      <w:proofErr w:type="gramEnd"/>
-      <w:r>
-        <w:t>______________</w:t>
+        <w:t>Storey height: Ground floor:__________ and first floor:_______________</w:t>
       </w:r>
     </w:p>
     <w:p>
@@ -1303,15 +1007,125 @@
       </w:r>
       <w:proofErr w:type="gramEnd"/>
       <w:r>
-        <w:t xml:space="preserve"> available, </w:t>
+        <w:t xml:space="preserve"> available, Distance:____________</w:t>
+      </w:r>
+    </w:p>
+    <w:p>
+      <w:pPr>
+        <w:pStyle w:val="ListParagraph"/>
+        <w:numPr>
+          <w:ilvl w:val="0"/>
+          <w:numId w:val="6"/>
+        </w:numPr>
+        <w:contextualSpacing w:val="0"/>
+      </w:pPr>
+      <w:r>
+        <w:t>Maximum stone size: &gt;12”, 9”-12”, 6”-9”, &lt;6”</w:t>
+      </w:r>
+    </w:p>
+    <w:p>
+      <w:pPr>
+        <w:pStyle w:val="ListParagraph"/>
+        <w:numPr>
+          <w:ilvl w:val="0"/>
+          <w:numId w:val="6"/>
+        </w:numPr>
+        <w:contextualSpacing w:val="0"/>
+      </w:pPr>
+      <w:r>
+        <w:t>Type of mortar: Dry/No mortar, Mud mortar, Cement-sand mortar</w:t>
+      </w:r>
+    </w:p>
+    <w:p>
+      <w:pPr>
+        <w:pStyle w:val="ListParagraph"/>
+        <w:numPr>
+          <w:ilvl w:val="0"/>
+          <w:numId w:val="6"/>
+        </w:numPr>
+        <w:contextualSpacing w:val="0"/>
+        <w:rPr>
+          <w:color w:val="FF0000"/>
+        </w:rPr>
+      </w:pPr>
+      <w:r>
+        <w:rPr>
+          <w:color w:val="FF0000"/>
+        </w:rPr>
+        <w:t>Through stone: Provided. Not provided, if provided then typical spacing: _________</w:t>
+      </w:r>
+    </w:p>
+    <w:p>
+      <w:pPr>
+        <w:pStyle w:val="ListParagraph"/>
+        <w:numPr>
+          <w:ilvl w:val="0"/>
+          <w:numId w:val="6"/>
+        </w:numPr>
+        <w:contextualSpacing w:val="0"/>
+      </w:pPr>
+      <w:r>
+        <w:t>External Wall Thickness: &lt;15”, 15”, 18”, &gt;18”, Thickness: ____________</w:t>
+      </w:r>
+    </w:p>
+    <w:p>
+      <w:pPr>
+        <w:pStyle w:val="ListParagraph"/>
+        <w:numPr>
+          <w:ilvl w:val="0"/>
+          <w:numId w:val="6"/>
+        </w:numPr>
+        <w:contextualSpacing w:val="0"/>
+      </w:pPr>
+      <w:r>
+        <w:t>Internal Wall Thickness: &lt;15”, 15”, 18”, &gt;18”, Thickness: ____________</w:t>
+      </w:r>
+    </w:p>
+    <w:p>
+      <w:pPr>
+        <w:pStyle w:val="ListParagraph"/>
+        <w:numPr>
+          <w:ilvl w:val="0"/>
+          <w:numId w:val="6"/>
+        </w:numPr>
+        <w:contextualSpacing w:val="0"/>
+      </w:pPr>
+      <w:r>
+        <w:t>Typical size of window: Length: ___________ and height: _________________</w:t>
+      </w:r>
+    </w:p>
+    <w:p>
+      <w:pPr>
+        <w:pStyle w:val="ListParagraph"/>
+        <w:numPr>
+          <w:ilvl w:val="0"/>
+          <w:numId w:val="6"/>
+        </w:numPr>
+        <w:contextualSpacing w:val="0"/>
+      </w:pPr>
+      <w:r>
+        <w:t>Typica; size of door: Length: ______________ and height: ________________</w:t>
+      </w:r>
+    </w:p>
+    <w:p>
+      <w:pPr>
+        <w:pStyle w:val="ListParagraph"/>
+        <w:numPr>
+          <w:ilvl w:val="0"/>
+          <w:numId w:val="6"/>
+        </w:numPr>
+        <w:contextualSpacing w:val="0"/>
+      </w:pPr>
+      <w:r>
+        <w:t xml:space="preserve">Opening alignment in vertical direction: Aligned, </w:t>
       </w:r>
       <w:proofErr w:type="gramStart"/>
       <w:r>
-        <w:t>Distance:_</w:t>
+        <w:t>Not</w:t>
       </w:r>
       <w:proofErr w:type="gramEnd"/>
       <w:r>
-        <w:t>___________</w:t>
+        <w:t xml:space="preserve"> aligned</w:t>
       </w:r>
     </w:p>
     <w:p>
@@ -1324,7 +1138,15 @@
         <w:contextualSpacing w:val="0"/>
       </w:pPr>
       <w:r>
-        <w:t>Maximum stone size: &gt;12”, 9”-12”, 6”-9”, &lt;6”</w:t>
+        <w:t xml:space="preserve">Connection between stone masonry wall and vertical confining column: Toothing provided, </w:t>
+      </w:r>
+      <w:proofErr w:type="gramStart"/>
+      <w:r>
+        <w:t>Not</w:t>
+      </w:r>
+      <w:proofErr w:type="gramEnd"/>
+      <w:r>
+        <w:t xml:space="preserve"> provided. RC columns are constructed before walls.</w:t>
       </w:r>
     </w:p>
     <w:p>
@@ -1337,7 +1159,7 @@
         <w:contextualSpacing w:val="0"/>
       </w:pPr>
       <w:r>
-        <w:t>Type of mortar: Dry/No mortar, Mud mortar, Cement-sand mortar</w:t>
+        <w:t>Size vertical confining element/column: __________________</w:t>
       </w:r>
     </w:p>
     <w:p>
@@ -1350,15 +1172,15 @@
         <w:contextualSpacing w:val="0"/>
       </w:pPr>
       <w:r>
-        <w:t xml:space="preserve">Through stone: Provided. Not provided, if provided then typical </w:t>
+        <w:t xml:space="preserve">Location of vertical confining element/column: At all corners only, </w:t>
       </w:r>
       <w:proofErr w:type="gramStart"/>
       <w:r>
-        <w:t>spacing: _</w:t>
+        <w:t>At</w:t>
       </w:r>
       <w:proofErr w:type="gramEnd"/>
       <w:r>
-        <w:t>________</w:t>
+        <w:t xml:space="preserve"> some corners, Intermediate elements are also provided, maximum spacing:_______________________</w:t>
       </w:r>
     </w:p>
     <w:p>
@@ -1369,15 +1191,35 @@
           <w:numId w:val="6"/>
         </w:numPr>
         <w:contextualSpacing w:val="0"/>
-      </w:pPr>
-      <w:r>
-        <w:t>External Wall Thickness: &lt;15”, 15”, 18”, &gt;18”, Thickness:</w:t>
-      </w:r>
-      <w:r>
-        <w:t xml:space="preserve"> </w:t>
-      </w:r>
-      <w:r>
-        <w:t>____________</w:t>
+        <w:rPr>
+          <w:color w:val="FF0000"/>
+        </w:rPr>
+      </w:pPr>
+      <w:r>
+        <w:rPr>
+          <w:color w:val="FF0000"/>
+        </w:rPr>
+        <w:t>Vertical confining elements at openings:</w:t>
+      </w:r>
+      <w:r>
+        <w:rPr>
+          <w:color w:val="FF0000"/>
+        </w:rPr>
+        <w:t xml:space="preserve"> Provided, </w:t>
+      </w:r>
+      <w:proofErr w:type="gramStart"/>
+      <w:r>
+        <w:rPr>
+          <w:color w:val="FF0000"/>
+        </w:rPr>
+        <w:t>Not</w:t>
+      </w:r>
+      <w:proofErr w:type="gramEnd"/>
+      <w:r>
+        <w:rPr>
+          <w:color w:val="FF0000"/>
+        </w:rPr>
+        <w:t xml:space="preserve"> provided, if provided then size:___________</w:t>
       </w:r>
     </w:p>
     <w:p>
@@ -1388,15 +1230,29 @@
           <w:numId w:val="6"/>
         </w:numPr>
         <w:contextualSpacing w:val="0"/>
-      </w:pPr>
-      <w:r>
-        <w:t>Internal Wall Thickness: &lt;15”, 15”, 18”, &gt;18”, Thickness:</w:t>
-      </w:r>
-      <w:r>
-        <w:t xml:space="preserve"> </w:t>
-      </w:r>
-      <w:r>
-        <w:t>____________</w:t>
+        <w:rPr>
+          <w:color w:val="FF0000"/>
+        </w:rPr>
+      </w:pPr>
+      <w:r>
+        <w:rPr>
+          <w:color w:val="FF0000"/>
+        </w:rPr>
+        <w:t xml:space="preserve">Horizontal Plinth bands/beams: Provided, </w:t>
+      </w:r>
+      <w:proofErr w:type="gramStart"/>
+      <w:r>
+        <w:rPr>
+          <w:color w:val="FF0000"/>
+        </w:rPr>
+        <w:t>Not</w:t>
+      </w:r>
+      <w:proofErr w:type="gramEnd"/>
+      <w:r>
+        <w:rPr>
+          <w:color w:val="FF0000"/>
+        </w:rPr>
+        <w:t xml:space="preserve"> provided, if provided then size:___________</w:t>
       </w:r>
     </w:p>
     <w:p>
@@ -1407,29 +1263,29 @@
           <w:numId w:val="6"/>
         </w:numPr>
         <w:contextualSpacing w:val="0"/>
-      </w:pPr>
-      <w:r>
-        <w:t xml:space="preserve">Typical size of window: </w:t>
+        <w:rPr>
+          <w:color w:val="FF0000"/>
+        </w:rPr>
+      </w:pPr>
+      <w:r>
+        <w:rPr>
+          <w:color w:val="FF0000"/>
+        </w:rPr>
+        <w:t xml:space="preserve">Horizontal Lintel bands/beams: Provided, </w:t>
       </w:r>
       <w:proofErr w:type="gramStart"/>
       <w:r>
-        <w:t>Length</w:t>
-      </w:r>
-      <w:r>
-        <w:t xml:space="preserve">: </w:t>
-      </w:r>
-      <w:r>
-        <w:t>_</w:t>
+        <w:rPr>
+          <w:color w:val="FF0000"/>
+        </w:rPr>
+        <w:t>Not</w:t>
       </w:r>
       <w:proofErr w:type="gramEnd"/>
       <w:r>
-        <w:t>__________ and height:</w:t>
-      </w:r>
-      <w:r>
-        <w:t xml:space="preserve"> </w:t>
-      </w:r>
-      <w:r>
-        <w:t>_________________</w:t>
+        <w:rPr>
+          <w:color w:val="FF0000"/>
+        </w:rPr>
+        <w:t xml:space="preserve"> provided, if provided then size:___________</w:t>
       </w:r>
     </w:p>
     <w:p>
@@ -1440,29 +1296,29 @@
           <w:numId w:val="6"/>
         </w:numPr>
         <w:contextualSpacing w:val="0"/>
-      </w:pPr>
-      <w:r>
-        <w:t xml:space="preserve">Typica; size of door: </w:t>
+        <w:rPr>
+          <w:color w:val="FF0000"/>
+        </w:rPr>
+      </w:pPr>
+      <w:r>
+        <w:rPr>
+          <w:color w:val="FF0000"/>
+        </w:rPr>
+        <w:t xml:space="preserve">Horizontal Roof/floor bands/beams: Provided, </w:t>
       </w:r>
       <w:proofErr w:type="gramStart"/>
       <w:r>
-        <w:t>Length</w:t>
-      </w:r>
-      <w:r>
-        <w:t xml:space="preserve">: </w:t>
-      </w:r>
-      <w:r>
-        <w:t>_</w:t>
+        <w:rPr>
+          <w:color w:val="FF0000"/>
+        </w:rPr>
+        <w:t>Not</w:t>
       </w:r>
       <w:proofErr w:type="gramEnd"/>
       <w:r>
-        <w:t>_____________ and height:</w:t>
-      </w:r>
-      <w:r>
-        <w:t xml:space="preserve"> </w:t>
-      </w:r>
-      <w:r>
-        <w:t>________________</w:t>
+        <w:rPr>
+          <w:color w:val="FF0000"/>
+        </w:rPr>
+        <w:t xml:space="preserve"> provided, if provided then size:_______</w:t>
       </w:r>
     </w:p>
     <w:p>
@@ -1473,17 +1329,29 @@
           <w:numId w:val="6"/>
         </w:numPr>
         <w:contextualSpacing w:val="0"/>
-      </w:pPr>
-      <w:r>
-        <w:t xml:space="preserve">Opening alignment in vertical direction: Aligned, </w:t>
+        <w:rPr>
+          <w:color w:val="FF0000"/>
+        </w:rPr>
+      </w:pPr>
+      <w:r>
+        <w:rPr>
+          <w:color w:val="FF0000"/>
+        </w:rPr>
+        <w:t xml:space="preserve">Horizontal Sill bands/beams: Provided, </w:t>
       </w:r>
       <w:proofErr w:type="gramStart"/>
       <w:r>
+        <w:rPr>
+          <w:color w:val="FF0000"/>
+        </w:rPr>
         <w:t>Not</w:t>
       </w:r>
       <w:proofErr w:type="gramEnd"/>
       <w:r>
-        <w:t xml:space="preserve"> aligned</w:t>
+        <w:rPr>
+          <w:color w:val="FF0000"/>
+        </w:rPr>
+        <w:t xml:space="preserve"> provided, if provided then size:___________</w:t>
       </w:r>
     </w:p>
     <w:p>
@@ -1496,7 +1364,20 @@
         <w:contextualSpacing w:val="0"/>
       </w:pPr>
       <w:r>
-        <w:t xml:space="preserve">Connection between stone masonry wall and vertical confining column: Toothing provided, </w:t>
+        <w:t>Verandah column: RC column, Wooden column, Stone masonry column, Size:____________</w:t>
+      </w:r>
+    </w:p>
+    <w:p>
+      <w:pPr>
+        <w:pStyle w:val="ListParagraph"/>
+        <w:numPr>
+          <w:ilvl w:val="0"/>
+          <w:numId w:val="6"/>
+        </w:numPr>
+        <w:contextualSpacing w:val="0"/>
+      </w:pPr>
+      <w:r>
+        <w:t xml:space="preserve">Type of floor: RC Slab, timber flat roof, T-iron roof, </w:t>
       </w:r>
       <w:proofErr w:type="gramStart"/>
       <w:r>
@@ -1504,7 +1385,7 @@
       </w:r>
       <w:proofErr w:type="gramEnd"/>
       <w:r>
-        <w:t xml:space="preserve"> provided. RC columns are constructed before walls.</w:t>
+        <w:t xml:space="preserve"> applicable, other:_____________</w:t>
       </w:r>
     </w:p>
     <w:p>
@@ -1517,7 +1398,8 @@
         <w:contextualSpacing w:val="0"/>
       </w:pPr>
       <w:r>
-        <w:t>Size vertical confining element/column: __________________</w:t>
+        <w:lastRenderedPageBreak/>
+        <w:t>Connection of floor to wall: No connection/bearing, connection through wooden laces on wall top, other:___________________</w:t>
       </w:r>
     </w:p>
     <w:p>
@@ -1530,295 +1412,12 @@
         <w:contextualSpacing w:val="0"/>
       </w:pPr>
       <w:r>
-        <w:t xml:space="preserve">Location of vertical confining element/column: At all corners only, </w:t>
-      </w:r>
-      <w:proofErr w:type="gramStart"/>
-      <w:r>
-        <w:t>At</w:t>
-      </w:r>
-      <w:proofErr w:type="gramEnd"/>
-      <w:r>
-        <w:t xml:space="preserve"> some corners, Intermediate elements are also provided, maximum </w:t>
-      </w:r>
-      <w:proofErr w:type="gramStart"/>
-      <w:r>
-        <w:t>spacing:_</w:t>
-      </w:r>
-      <w:proofErr w:type="gramEnd"/>
-      <w:r>
-        <w:t>______________________</w:t>
-      </w:r>
-    </w:p>
-    <w:p>
-      <w:pPr>
-        <w:pStyle w:val="ListParagraph"/>
-        <w:numPr>
-          <w:ilvl w:val="0"/>
-          <w:numId w:val="6"/>
-        </w:numPr>
-        <w:contextualSpacing w:val="0"/>
-      </w:pPr>
-      <w:r>
-        <w:t>Vertical confining elements at openings:</w:t>
-      </w:r>
-      <w:r>
-        <w:t xml:space="preserve"> Provided, </w:t>
-      </w:r>
-      <w:proofErr w:type="gramStart"/>
-      <w:r>
-        <w:t>Not</w:t>
-      </w:r>
-      <w:proofErr w:type="gramEnd"/>
-      <w:r>
-        <w:t xml:space="preserve"> provided, if provided then </w:t>
-      </w:r>
-      <w:proofErr w:type="gramStart"/>
-      <w:r>
-        <w:t>size:_</w:t>
-      </w:r>
-      <w:proofErr w:type="gramEnd"/>
-      <w:r>
-        <w:t>__________</w:t>
-      </w:r>
-    </w:p>
-    <w:p>
-      <w:pPr>
-        <w:pStyle w:val="ListParagraph"/>
-        <w:numPr>
-          <w:ilvl w:val="0"/>
-          <w:numId w:val="6"/>
-        </w:numPr>
-        <w:contextualSpacing w:val="0"/>
-      </w:pPr>
-      <w:r>
-        <w:t xml:space="preserve">Horizontal Plinth bands/beams: Provided, </w:t>
-      </w:r>
-      <w:proofErr w:type="gramStart"/>
-      <w:r>
-        <w:t>Not</w:t>
-      </w:r>
-      <w:proofErr w:type="gramEnd"/>
-      <w:r>
-        <w:t xml:space="preserve"> provided, if provided then </w:t>
-      </w:r>
-      <w:proofErr w:type="gramStart"/>
-      <w:r>
-        <w:t>size:_</w:t>
-      </w:r>
-      <w:proofErr w:type="gramEnd"/>
-      <w:r>
-        <w:t>__________</w:t>
-      </w:r>
-    </w:p>
-    <w:p>
-      <w:pPr>
-        <w:pStyle w:val="ListParagraph"/>
-        <w:numPr>
-          <w:ilvl w:val="0"/>
-          <w:numId w:val="6"/>
-        </w:numPr>
-        <w:contextualSpacing w:val="0"/>
-      </w:pPr>
-      <w:r>
-        <w:t xml:space="preserve">Horizontal </w:t>
-      </w:r>
-      <w:r>
-        <w:t>Lintel</w:t>
-      </w:r>
-      <w:r>
-        <w:t xml:space="preserve"> bands/beams: Provided, </w:t>
-      </w:r>
-      <w:proofErr w:type="gramStart"/>
-      <w:r>
-        <w:t>Not</w:t>
-      </w:r>
-      <w:proofErr w:type="gramEnd"/>
-      <w:r>
-        <w:t xml:space="preserve"> provided, if provided then </w:t>
-      </w:r>
-      <w:proofErr w:type="gramStart"/>
-      <w:r>
-        <w:t>size:_</w:t>
-      </w:r>
-      <w:proofErr w:type="gramEnd"/>
-      <w:r>
-        <w:t>__________</w:t>
-      </w:r>
-    </w:p>
-    <w:p>
-      <w:pPr>
-        <w:pStyle w:val="ListParagraph"/>
-        <w:numPr>
-          <w:ilvl w:val="0"/>
-          <w:numId w:val="6"/>
-        </w:numPr>
-        <w:contextualSpacing w:val="0"/>
-      </w:pPr>
-      <w:r>
-        <w:t xml:space="preserve">Horizontal </w:t>
-      </w:r>
-      <w:r>
-        <w:t>Roof/floor</w:t>
-      </w:r>
-      <w:r>
-        <w:t xml:space="preserve"> bands/beams: Provided, </w:t>
-      </w:r>
-      <w:proofErr w:type="gramStart"/>
-      <w:r>
-        <w:t>Not</w:t>
-      </w:r>
-      <w:proofErr w:type="gramEnd"/>
-      <w:r>
-        <w:t xml:space="preserve"> provided, if provided then </w:t>
-      </w:r>
-      <w:proofErr w:type="gramStart"/>
-      <w:r>
-        <w:t>size:_</w:t>
-      </w:r>
-      <w:proofErr w:type="gramEnd"/>
-      <w:r>
-        <w:t>______</w:t>
-      </w:r>
-    </w:p>
-    <w:p>
-      <w:pPr>
-        <w:pStyle w:val="ListParagraph"/>
-        <w:numPr>
-          <w:ilvl w:val="0"/>
-          <w:numId w:val="6"/>
-        </w:numPr>
-        <w:contextualSpacing w:val="0"/>
-      </w:pPr>
-      <w:r>
-        <w:t xml:space="preserve">Horizontal </w:t>
-      </w:r>
-      <w:r>
-        <w:t>Sill</w:t>
-      </w:r>
-      <w:r>
-        <w:t xml:space="preserve"> bands/beams: Provided, </w:t>
-      </w:r>
-      <w:proofErr w:type="gramStart"/>
-      <w:r>
-        <w:t>Not</w:t>
-      </w:r>
-      <w:proofErr w:type="gramEnd"/>
-      <w:r>
-        <w:t xml:space="preserve"> provided, if provided then </w:t>
-      </w:r>
-      <w:proofErr w:type="gramStart"/>
-      <w:r>
-        <w:t>size:_</w:t>
-      </w:r>
-      <w:proofErr w:type="gramEnd"/>
-      <w:r>
-        <w:t>__________</w:t>
-      </w:r>
-    </w:p>
-    <w:p>
-      <w:pPr>
-        <w:pStyle w:val="ListParagraph"/>
-        <w:numPr>
-          <w:ilvl w:val="0"/>
-          <w:numId w:val="6"/>
-        </w:numPr>
-        <w:contextualSpacing w:val="0"/>
-      </w:pPr>
-      <w:r>
-        <w:t xml:space="preserve">Verandah column: RC column, Wooden column, Stone masonry column, </w:t>
-      </w:r>
-      <w:proofErr w:type="gramStart"/>
-      <w:r>
-        <w:t>Size:_</w:t>
-      </w:r>
-      <w:proofErr w:type="gramEnd"/>
-      <w:r>
-        <w:t>___________</w:t>
-      </w:r>
-    </w:p>
-    <w:p>
-      <w:pPr>
-        <w:pStyle w:val="ListParagraph"/>
-        <w:numPr>
-          <w:ilvl w:val="0"/>
-          <w:numId w:val="6"/>
-        </w:numPr>
-        <w:contextualSpacing w:val="0"/>
-      </w:pPr>
-      <w:r>
-        <w:t xml:space="preserve">Type of floor: RC Slab, timber flat roof, T-iron roof, </w:t>
-      </w:r>
-      <w:proofErr w:type="gramStart"/>
-      <w:r>
-        <w:t>Not</w:t>
-      </w:r>
-      <w:proofErr w:type="gramEnd"/>
-      <w:r>
-        <w:t xml:space="preserve"> applicable, </w:t>
-      </w:r>
-      <w:proofErr w:type="gramStart"/>
-      <w:r>
-        <w:t>other:_</w:t>
-      </w:r>
-      <w:proofErr w:type="gramEnd"/>
-      <w:r>
-        <w:t>____________</w:t>
-      </w:r>
-    </w:p>
-    <w:p>
-      <w:pPr>
-        <w:pStyle w:val="ListParagraph"/>
-        <w:numPr>
-          <w:ilvl w:val="0"/>
-          <w:numId w:val="6"/>
-        </w:numPr>
-        <w:contextualSpacing w:val="0"/>
-      </w:pPr>
-      <w:r>
-        <w:lastRenderedPageBreak/>
-        <w:t xml:space="preserve">Connection of floor to wall: No connection/bearing, connection through wooden laces on wall top, </w:t>
-      </w:r>
-      <w:proofErr w:type="gramStart"/>
-      <w:r>
-        <w:t>other:_</w:t>
-      </w:r>
-      <w:proofErr w:type="gramEnd"/>
-      <w:r>
-        <w:t>__________________</w:t>
-      </w:r>
-    </w:p>
-    <w:p>
-      <w:pPr>
-        <w:pStyle w:val="ListParagraph"/>
-        <w:numPr>
-          <w:ilvl w:val="0"/>
-          <w:numId w:val="6"/>
-        </w:numPr>
-        <w:contextualSpacing w:val="0"/>
-      </w:pPr>
-      <w:r>
-        <w:t xml:space="preserve">Type of roof: RC Slab, timber flat roof, T-iron roof, wooden truss, steel truss, </w:t>
-      </w:r>
-      <w:proofErr w:type="gramStart"/>
-      <w:r>
-        <w:t>other:_</w:t>
-      </w:r>
-      <w:proofErr w:type="gramEnd"/>
-      <w:r>
-        <w:t>_______</w:t>
-      </w:r>
-    </w:p>
-    <w:p>
-      <w:r>
-        <w:t xml:space="preserve">Connection of roof to wall: No connection/bearing, connection through wooden laces on wall top, steel anchor bolts, </w:t>
-      </w:r>
-      <w:proofErr w:type="gramStart"/>
-      <w:r>
-        <w:t>other:_</w:t>
-      </w:r>
-      <w:proofErr w:type="gramEnd"/>
-      <w:r>
-        <w:t>__________________</w:t>
+        <w:t>Type of roof: RC Slab, timber flat roof, T-iron roof, wooden truss, steel truss, other:________</w:t>
+      </w:r>
+    </w:p>
+    <w:p>
+      <w:r>
+        <w:t>Connection of roof to wall: No connection/bearing, connection through wooden laces on wall top, steel anchor bolts, other:___________________</w:t>
       </w:r>
     </w:p>
     <w:p>
@@ -1858,8 +1457,14 @@
           <w:numId w:val="7"/>
         </w:numPr>
         <w:contextualSpacing w:val="0"/>
-      </w:pPr>
-      <w:r>
+        <w:rPr>
+          <w:color w:val="FF0000"/>
+        </w:rPr>
+      </w:pPr>
+      <w:r>
+        <w:rPr>
+          <w:color w:val="FF0000"/>
+        </w:rPr>
         <w:t>No. of storey: single storey, double storey</w:t>
       </w:r>
     </w:p>
@@ -1871,25 +1476,179 @@
           <w:numId w:val="7"/>
         </w:numPr>
         <w:contextualSpacing w:val="0"/>
-      </w:pPr>
-      <w:r>
-        <w:t xml:space="preserve">Storey height: Ground </w:t>
+        <w:rPr>
+          <w:color w:val="FF0000"/>
+        </w:rPr>
+      </w:pPr>
+      <w:r>
+        <w:rPr>
+          <w:color w:val="FF0000"/>
+        </w:rPr>
+        <w:t>Storey height: Ground floor:__________ and first floor:_______________</w:t>
+      </w:r>
+    </w:p>
+    <w:p>
+      <w:pPr>
+        <w:pStyle w:val="ListParagraph"/>
+        <w:numPr>
+          <w:ilvl w:val="0"/>
+          <w:numId w:val="7"/>
+        </w:numPr>
+        <w:contextualSpacing w:val="0"/>
+      </w:pPr>
+      <w:r>
+        <w:t>Type of block: Concrete solid block, Concrete hollow block, adobe solid block</w:t>
+      </w:r>
+    </w:p>
+    <w:p>
+      <w:pPr>
+        <w:pStyle w:val="ListParagraph"/>
+        <w:numPr>
+          <w:ilvl w:val="0"/>
+          <w:numId w:val="7"/>
+        </w:numPr>
+        <w:contextualSpacing w:val="0"/>
+      </w:pPr>
+      <w:r>
+        <w:t>Size of block: ____________________</w:t>
+      </w:r>
+    </w:p>
+    <w:p>
+      <w:pPr>
+        <w:pStyle w:val="ListParagraph"/>
+        <w:numPr>
+          <w:ilvl w:val="0"/>
+          <w:numId w:val="7"/>
+        </w:numPr>
+        <w:contextualSpacing w:val="0"/>
+      </w:pPr>
+      <w:r>
+        <w:t xml:space="preserve">Construction material availability: Available, </w:t>
       </w:r>
       <w:proofErr w:type="gramStart"/>
       <w:r>
-        <w:t>floor:_</w:t>
+        <w:t>Not</w:t>
       </w:r>
       <w:proofErr w:type="gramEnd"/>
       <w:r>
-        <w:t xml:space="preserve">_________ and first </w:t>
+        <w:t xml:space="preserve"> available, Distance</w:t>
+      </w:r>
+      <w:r>
+        <w:rPr>
+          <w:color w:val="FF0000"/>
+        </w:rPr>
+        <w:t>(km)</w:t>
+      </w:r>
+      <w:r>
+        <w:rPr>
+          <w:color w:val="FF0000"/>
+        </w:rPr>
+        <w:t>:____________</w:t>
+      </w:r>
+    </w:p>
+    <w:p>
+      <w:pPr>
+        <w:pStyle w:val="ListParagraph"/>
+        <w:numPr>
+          <w:ilvl w:val="0"/>
+          <w:numId w:val="7"/>
+        </w:numPr>
+        <w:contextualSpacing w:val="0"/>
+      </w:pPr>
+      <w:r>
+        <w:t>Type of mortar: Mud mortar, Cement-sand mortar</w:t>
+      </w:r>
+    </w:p>
+    <w:p>
+      <w:pPr>
+        <w:pStyle w:val="ListParagraph"/>
+        <w:numPr>
+          <w:ilvl w:val="0"/>
+          <w:numId w:val="7"/>
+        </w:numPr>
+        <w:contextualSpacing w:val="0"/>
+      </w:pPr>
+      <w:r>
+        <w:t>Connection between orthogonal walls: adequate</w:t>
+      </w:r>
+      <w:r>
+        <w:t xml:space="preserve"> with proper overlap</w:t>
+      </w:r>
+      <w:r>
+        <w:t>, not adequate connection</w:t>
+      </w:r>
+    </w:p>
+    <w:p>
+      <w:pPr>
+        <w:pStyle w:val="ListParagraph"/>
+        <w:numPr>
+          <w:ilvl w:val="0"/>
+          <w:numId w:val="7"/>
+        </w:numPr>
+        <w:contextualSpacing w:val="0"/>
+      </w:pPr>
+      <w:r>
+        <w:t>Wall Thickness:____________</w:t>
+      </w:r>
+    </w:p>
+    <w:p>
+      <w:pPr>
+        <w:pStyle w:val="ListParagraph"/>
+        <w:numPr>
+          <w:ilvl w:val="0"/>
+          <w:numId w:val="7"/>
+        </w:numPr>
+        <w:contextualSpacing w:val="0"/>
+      </w:pPr>
+      <w:r>
+        <w:t>Typical size of window: Length:___________ and height:_________________</w:t>
+      </w:r>
+    </w:p>
+    <w:p>
+      <w:pPr>
+        <w:pStyle w:val="ListParagraph"/>
+        <w:numPr>
+          <w:ilvl w:val="0"/>
+          <w:numId w:val="7"/>
+        </w:numPr>
+        <w:contextualSpacing w:val="0"/>
+      </w:pPr>
+      <w:r>
+        <w:t>Typica; size of door: Length:______________ and height:________________</w:t>
+      </w:r>
+    </w:p>
+    <w:p>
+      <w:pPr>
+        <w:pStyle w:val="ListParagraph"/>
+        <w:numPr>
+          <w:ilvl w:val="0"/>
+          <w:numId w:val="7"/>
+        </w:numPr>
+        <w:contextualSpacing w:val="0"/>
+      </w:pPr>
+      <w:r>
+        <w:t>Type of lintel beam: Continuous on all opening, separate on each opening</w:t>
+      </w:r>
+    </w:p>
+    <w:p>
+      <w:pPr>
+        <w:pStyle w:val="ListParagraph"/>
+        <w:numPr>
+          <w:ilvl w:val="0"/>
+          <w:numId w:val="7"/>
+        </w:numPr>
+        <w:contextualSpacing w:val="0"/>
+      </w:pPr>
+      <w:r>
+        <w:t xml:space="preserve">Opening alignment in vertical direction: Aligned, </w:t>
       </w:r>
       <w:proofErr w:type="gramStart"/>
       <w:r>
-        <w:t>floor:_</w:t>
+        <w:t>Not</w:t>
       </w:r>
       <w:proofErr w:type="gramEnd"/>
       <w:r>
-        <w:t>______________</w:t>
+        <w:t xml:space="preserve"> aligned</w:t>
       </w:r>
     </w:p>
     <w:p>
@@ -1902,16 +1661,26 @@
         <w:contextualSpacing w:val="0"/>
       </w:pPr>
       <w:r>
-        <w:t xml:space="preserve">Type of </w:t>
+        <w:t>Material of lintel beam: wooden beam, stone beam, RC beam, other:________________</w:t>
+      </w:r>
+    </w:p>
+    <w:p>
+      <w:pPr>
+        <w:pStyle w:val="ListParagraph"/>
+        <w:numPr>
+          <w:ilvl w:val="0"/>
+          <w:numId w:val="7"/>
+        </w:numPr>
+        <w:contextualSpacing w:val="0"/>
+      </w:pPr>
+      <w:r>
+        <w:t xml:space="preserve">Verandah column: RC column, Wooden column, </w:t>
       </w:r>
       <w:r>
         <w:t>block</w:t>
       </w:r>
       <w:r>
-        <w:t>:</w:t>
-      </w:r>
-      <w:r>
-        <w:t xml:space="preserve"> Concrete solid block, Concrete hollow block, adobe solid block</w:t>
+        <w:t xml:space="preserve"> masonry column, Size:____________</w:t>
       </w:r>
     </w:p>
     <w:p>
@@ -1924,13 +1693,15 @@
         <w:contextualSpacing w:val="0"/>
       </w:pPr>
       <w:r>
-        <w:t>Size of block</w:t>
-      </w:r>
-      <w:r>
-        <w:t xml:space="preserve">: </w:t>
-      </w:r>
-      <w:r>
-        <w:t>____________________</w:t>
+        <w:t xml:space="preserve">Type of floor: RC Slab, timber flat roof, T-iron roof, </w:t>
+      </w:r>
+      <w:proofErr w:type="gramStart"/>
+      <w:r>
+        <w:t>Not</w:t>
+      </w:r>
+      <w:proofErr w:type="gramEnd"/>
+      <w:r>
+        <w:t xml:space="preserve"> applicable, other:_____________</w:t>
       </w:r>
     </w:p>
     <w:p>
@@ -1943,23 +1714,7 @@
         <w:contextualSpacing w:val="0"/>
       </w:pPr>
       <w:r>
-        <w:t xml:space="preserve">Construction material availability: Available, </w:t>
-      </w:r>
-      <w:proofErr w:type="gramStart"/>
-      <w:r>
-        <w:t>Not</w:t>
-      </w:r>
-      <w:proofErr w:type="gramEnd"/>
-      <w:r>
-        <w:t xml:space="preserve"> available, </w:t>
-      </w:r>
-      <w:proofErr w:type="gramStart"/>
-      <w:r>
-        <w:t>Distance:_</w:t>
-      </w:r>
-      <w:proofErr w:type="gramEnd"/>
-      <w:r>
-        <w:t>___________</w:t>
+        <w:t>Connection of floor to wall: No connection/bearing, connection through wooden laces on wall top, other:___________________</w:t>
       </w:r>
     </w:p>
     <w:p>
@@ -1972,7 +1727,7 @@
         <w:contextualSpacing w:val="0"/>
       </w:pPr>
       <w:r>
-        <w:t>Type of mortar: Mud mortar, Cement-sand mortar</w:t>
+        <w:t>Type of roof: RC Slab, timber flat roof, T-iron roof, wooden truss, steel truss, other:________</w:t>
       </w:r>
     </w:p>
     <w:p>
@@ -1985,269 +1740,7 @@
         <w:contextualSpacing w:val="0"/>
       </w:pPr>
       <w:r>
-        <w:t xml:space="preserve">Connection between orthogonal walls: </w:t>
-      </w:r>
-      <w:r>
-        <w:t>adequate</w:t>
-      </w:r>
-      <w:r>
-        <w:t xml:space="preserve"> with proper overlap</w:t>
-      </w:r>
-      <w:r>
-        <w:t>, not adequate connection</w:t>
-      </w:r>
-    </w:p>
-    <w:p>
-      <w:pPr>
-        <w:pStyle w:val="ListParagraph"/>
-        <w:numPr>
-          <w:ilvl w:val="0"/>
-          <w:numId w:val="7"/>
-        </w:numPr>
-        <w:contextualSpacing w:val="0"/>
-      </w:pPr>
-      <w:r>
-        <w:t xml:space="preserve">Wall </w:t>
-      </w:r>
-      <w:proofErr w:type="gramStart"/>
-      <w:r>
-        <w:t>Thickness:_</w:t>
-      </w:r>
-      <w:proofErr w:type="gramEnd"/>
-      <w:r>
-        <w:t>___________</w:t>
-      </w:r>
-    </w:p>
-    <w:p>
-      <w:pPr>
-        <w:pStyle w:val="ListParagraph"/>
-        <w:numPr>
-          <w:ilvl w:val="0"/>
-          <w:numId w:val="7"/>
-        </w:numPr>
-        <w:contextualSpacing w:val="0"/>
-      </w:pPr>
-      <w:r>
-        <w:t xml:space="preserve">Typical size of window: </w:t>
-      </w:r>
-      <w:proofErr w:type="gramStart"/>
-      <w:r>
-        <w:t>Length:_</w:t>
-      </w:r>
-      <w:proofErr w:type="gramEnd"/>
-      <w:r>
-        <w:t xml:space="preserve">__________ and </w:t>
-      </w:r>
-      <w:proofErr w:type="gramStart"/>
-      <w:r>
-        <w:t>height:_</w:t>
-      </w:r>
-      <w:proofErr w:type="gramEnd"/>
-      <w:r>
-        <w:t>________________</w:t>
-      </w:r>
-    </w:p>
-    <w:p>
-      <w:pPr>
-        <w:pStyle w:val="ListParagraph"/>
-        <w:numPr>
-          <w:ilvl w:val="0"/>
-          <w:numId w:val="7"/>
-        </w:numPr>
-        <w:contextualSpacing w:val="0"/>
-      </w:pPr>
-      <w:r>
-        <w:t xml:space="preserve">Typica; size of door: </w:t>
-      </w:r>
-      <w:proofErr w:type="gramStart"/>
-      <w:r>
-        <w:t>Length:_</w:t>
-      </w:r>
-      <w:proofErr w:type="gramEnd"/>
-      <w:r>
-        <w:t xml:space="preserve">_____________ and </w:t>
-      </w:r>
-      <w:proofErr w:type="gramStart"/>
-      <w:r>
-        <w:t>height:_</w:t>
-      </w:r>
-      <w:proofErr w:type="gramEnd"/>
-      <w:r>
-        <w:t>_______________</w:t>
-      </w:r>
-    </w:p>
-    <w:p>
-      <w:pPr>
-        <w:pStyle w:val="ListParagraph"/>
-        <w:numPr>
-          <w:ilvl w:val="0"/>
-          <w:numId w:val="7"/>
-        </w:numPr>
-        <w:contextualSpacing w:val="0"/>
-      </w:pPr>
-      <w:r>
-        <w:t>Type of lintel beam: Continuous on all opening, separate on each opening</w:t>
-      </w:r>
-    </w:p>
-    <w:p>
-      <w:pPr>
-        <w:pStyle w:val="ListParagraph"/>
-        <w:numPr>
-          <w:ilvl w:val="0"/>
-          <w:numId w:val="7"/>
-        </w:numPr>
-        <w:contextualSpacing w:val="0"/>
-      </w:pPr>
-      <w:r>
-        <w:t xml:space="preserve">Opening alignment in vertical direction: Aligned, </w:t>
-      </w:r>
-      <w:proofErr w:type="gramStart"/>
-      <w:r>
-        <w:t>Not</w:t>
-      </w:r>
-      <w:proofErr w:type="gramEnd"/>
-      <w:r>
-        <w:t xml:space="preserve"> aligned</w:t>
-      </w:r>
-    </w:p>
-    <w:p>
-      <w:pPr>
-        <w:pStyle w:val="ListParagraph"/>
-        <w:numPr>
-          <w:ilvl w:val="0"/>
-          <w:numId w:val="7"/>
-        </w:numPr>
-        <w:contextualSpacing w:val="0"/>
-      </w:pPr>
-      <w:r>
-        <w:t xml:space="preserve">Material of lintel beam: wooden beam, stone beam, RC beam, </w:t>
-      </w:r>
-      <w:proofErr w:type="gramStart"/>
-      <w:r>
-        <w:t>other:_</w:t>
-      </w:r>
-      <w:proofErr w:type="gramEnd"/>
-      <w:r>
-        <w:t>_______________</w:t>
-      </w:r>
-    </w:p>
-    <w:p>
-      <w:pPr>
-        <w:pStyle w:val="ListParagraph"/>
-        <w:numPr>
-          <w:ilvl w:val="0"/>
-          <w:numId w:val="7"/>
-        </w:numPr>
-        <w:contextualSpacing w:val="0"/>
-      </w:pPr>
-      <w:r>
-        <w:t xml:space="preserve">Verandah column: RC column, Wooden column, </w:t>
-      </w:r>
-      <w:r>
-        <w:t>block</w:t>
-      </w:r>
-      <w:r>
-        <w:t xml:space="preserve"> masonry column, </w:t>
-      </w:r>
-      <w:proofErr w:type="gramStart"/>
-      <w:r>
-        <w:t>Size:_</w:t>
-      </w:r>
-      <w:proofErr w:type="gramEnd"/>
-      <w:r>
-        <w:t>___________</w:t>
-      </w:r>
-    </w:p>
-    <w:p>
-      <w:pPr>
-        <w:pStyle w:val="ListParagraph"/>
-        <w:numPr>
-          <w:ilvl w:val="0"/>
-          <w:numId w:val="7"/>
-        </w:numPr>
-        <w:contextualSpacing w:val="0"/>
-      </w:pPr>
-      <w:r>
-        <w:t xml:space="preserve">Type of floor: RC Slab, timber flat roof, T-iron roof, </w:t>
-      </w:r>
-      <w:proofErr w:type="gramStart"/>
-      <w:r>
-        <w:t>Not</w:t>
-      </w:r>
-      <w:proofErr w:type="gramEnd"/>
-      <w:r>
-        <w:t xml:space="preserve"> applicable, </w:t>
-      </w:r>
-      <w:proofErr w:type="gramStart"/>
-      <w:r>
-        <w:t>other:_</w:t>
-      </w:r>
-      <w:proofErr w:type="gramEnd"/>
-      <w:r>
-        <w:t>____________</w:t>
-      </w:r>
-    </w:p>
-    <w:p>
-      <w:pPr>
-        <w:pStyle w:val="ListParagraph"/>
-        <w:numPr>
-          <w:ilvl w:val="0"/>
-          <w:numId w:val="7"/>
-        </w:numPr>
-        <w:contextualSpacing w:val="0"/>
-      </w:pPr>
-      <w:r>
-        <w:t xml:space="preserve">Connection of floor to wall: No connection/bearing, connection through wooden laces on wall top, </w:t>
-      </w:r>
-      <w:proofErr w:type="gramStart"/>
-      <w:r>
-        <w:t>other:_</w:t>
-      </w:r>
-      <w:proofErr w:type="gramEnd"/>
-      <w:r>
-        <w:t>__________________</w:t>
-      </w:r>
-    </w:p>
-    <w:p>
-      <w:pPr>
-        <w:pStyle w:val="ListParagraph"/>
-        <w:numPr>
-          <w:ilvl w:val="0"/>
-          <w:numId w:val="7"/>
-        </w:numPr>
-        <w:contextualSpacing w:val="0"/>
-      </w:pPr>
-      <w:r>
-        <w:t xml:space="preserve">Type of roof: RC Slab, timber flat roof, T-iron roof, wooden truss, steel truss, </w:t>
-      </w:r>
-      <w:proofErr w:type="gramStart"/>
-      <w:r>
-        <w:t>other:_</w:t>
-      </w:r>
-      <w:proofErr w:type="gramEnd"/>
-      <w:r>
-        <w:t>_______</w:t>
-      </w:r>
-    </w:p>
-    <w:p>
-      <w:pPr>
-        <w:pStyle w:val="ListParagraph"/>
-        <w:numPr>
-          <w:ilvl w:val="0"/>
-          <w:numId w:val="7"/>
-        </w:numPr>
-        <w:contextualSpacing w:val="0"/>
-      </w:pPr>
-      <w:r>
-        <w:t xml:space="preserve">Connection of roof to wall: No connection/bearing, connection through wooden laces on wall top, steel anchor bolts, </w:t>
-      </w:r>
-      <w:proofErr w:type="gramStart"/>
-      <w:r>
-        <w:t>other:_</w:t>
-      </w:r>
-      <w:proofErr w:type="gramEnd"/>
-      <w:r>
-        <w:t>__________________</w:t>
+        <w:t>Connection of roof to wall: No connection/bearing, connection through wooden laces on wall top, steel anchor bolts, other:___________________</w:t>
       </w:r>
     </w:p>
     <w:p/>
@@ -2303,23 +1796,127 @@
         <w:contextualSpacing w:val="0"/>
       </w:pPr>
       <w:r>
-        <w:t xml:space="preserve">Storey height: Ground </w:t>
+        <w:t>Storey height: Ground floor:__________ and first floor:_______________</w:t>
+      </w:r>
+    </w:p>
+    <w:p>
+      <w:pPr>
+        <w:pStyle w:val="ListParagraph"/>
+        <w:numPr>
+          <w:ilvl w:val="0"/>
+          <w:numId w:val="8"/>
+        </w:numPr>
+        <w:contextualSpacing w:val="0"/>
+      </w:pPr>
+      <w:r>
+        <w:t>Type of block: Concrete solid block, Concrete hollow block, adobe solid block</w:t>
+      </w:r>
+    </w:p>
+    <w:p>
+      <w:pPr>
+        <w:pStyle w:val="ListParagraph"/>
+        <w:numPr>
+          <w:ilvl w:val="0"/>
+          <w:numId w:val="8"/>
+        </w:numPr>
+        <w:contextualSpacing w:val="0"/>
+      </w:pPr>
+      <w:r>
+        <w:t>Size of block: ____________________</w:t>
+      </w:r>
+    </w:p>
+    <w:p>
+      <w:pPr>
+        <w:pStyle w:val="ListParagraph"/>
+        <w:numPr>
+          <w:ilvl w:val="0"/>
+          <w:numId w:val="8"/>
+        </w:numPr>
+        <w:contextualSpacing w:val="0"/>
+      </w:pPr>
+      <w:r>
+        <w:t xml:space="preserve">Construction material availability: Available, </w:t>
       </w:r>
       <w:proofErr w:type="gramStart"/>
       <w:r>
-        <w:t>floor:_</w:t>
+        <w:t>Not</w:t>
       </w:r>
       <w:proofErr w:type="gramEnd"/>
       <w:r>
-        <w:t xml:space="preserve">_________ and first </w:t>
+        <w:t xml:space="preserve"> available, Distance:____________</w:t>
+      </w:r>
+    </w:p>
+    <w:p>
+      <w:pPr>
+        <w:pStyle w:val="ListParagraph"/>
+        <w:numPr>
+          <w:ilvl w:val="0"/>
+          <w:numId w:val="8"/>
+        </w:numPr>
+        <w:contextualSpacing w:val="0"/>
+      </w:pPr>
+      <w:r>
+        <w:t>Type of mortar: Dry/No mortar, Mud mortar, Cement-sand mortar</w:t>
+      </w:r>
+    </w:p>
+    <w:p>
+      <w:pPr>
+        <w:pStyle w:val="ListParagraph"/>
+        <w:numPr>
+          <w:ilvl w:val="0"/>
+          <w:numId w:val="8"/>
+        </w:numPr>
+        <w:contextualSpacing w:val="0"/>
+      </w:pPr>
+      <w:r>
+        <w:t>Wall Thickness: ____________</w:t>
+      </w:r>
+    </w:p>
+    <w:p>
+      <w:pPr>
+        <w:pStyle w:val="ListParagraph"/>
+        <w:numPr>
+          <w:ilvl w:val="0"/>
+          <w:numId w:val="8"/>
+        </w:numPr>
+        <w:contextualSpacing w:val="0"/>
+      </w:pPr>
+      <w:r>
+        <w:t>Typical size of window: Length: ___________ and height: _________________</w:t>
+      </w:r>
+    </w:p>
+    <w:p>
+      <w:pPr>
+        <w:pStyle w:val="ListParagraph"/>
+        <w:numPr>
+          <w:ilvl w:val="0"/>
+          <w:numId w:val="8"/>
+        </w:numPr>
+        <w:contextualSpacing w:val="0"/>
+      </w:pPr>
+      <w:r>
+        <w:t>Typica; size of door: Length: ______________ and height: ________________</w:t>
+      </w:r>
+    </w:p>
+    <w:p>
+      <w:pPr>
+        <w:pStyle w:val="ListParagraph"/>
+        <w:numPr>
+          <w:ilvl w:val="0"/>
+          <w:numId w:val="8"/>
+        </w:numPr>
+        <w:contextualSpacing w:val="0"/>
+      </w:pPr>
+      <w:r>
+        <w:t xml:space="preserve">Opening alignment in vertical direction: Aligned, </w:t>
       </w:r>
       <w:proofErr w:type="gramStart"/>
       <w:r>
-        <w:t>floor:_</w:t>
+        <w:t>Not</w:t>
       </w:r>
       <w:proofErr w:type="gramEnd"/>
       <w:r>
-        <w:t>______________</w:t>
+        <w:t xml:space="preserve"> aligned</w:t>
       </w:r>
     </w:p>
     <w:p>
@@ -2332,7 +1929,15 @@
         <w:contextualSpacing w:val="0"/>
       </w:pPr>
       <w:r>
-        <w:t>Type of block: Concrete solid block, Concrete hollow block, adobe solid block</w:t>
+        <w:t xml:space="preserve">Connection between block masonry wall and vertical confining column: Toothing provided, </w:t>
+      </w:r>
+      <w:proofErr w:type="gramStart"/>
+      <w:r>
+        <w:t>Not</w:t>
+      </w:r>
+      <w:proofErr w:type="gramEnd"/>
+      <w:r>
+        <w:t xml:space="preserve"> provided. RC columns are constructed before walls.</w:t>
       </w:r>
     </w:p>
     <w:p>
@@ -2345,7 +1950,7 @@
         <w:contextualSpacing w:val="0"/>
       </w:pPr>
       <w:r>
-        <w:t>Size of block: ____________________</w:t>
+        <w:t>Size vertical confining element/column: __________________</w:t>
       </w:r>
     </w:p>
     <w:p>
@@ -2358,23 +1963,57 @@
         <w:contextualSpacing w:val="0"/>
       </w:pPr>
       <w:r>
-        <w:t xml:space="preserve">Construction material availability: Available, </w:t>
+        <w:t xml:space="preserve">Location of vertical confining element/column: At all corners only, </w:t>
       </w:r>
       <w:proofErr w:type="gramStart"/>
       <w:r>
+        <w:t>At</w:t>
+      </w:r>
+      <w:proofErr w:type="gramEnd"/>
+      <w:r>
+        <w:t xml:space="preserve"> some corners, Intermediate elements are also provided, maximum spacing:_______________________</w:t>
+      </w:r>
+    </w:p>
+    <w:p>
+      <w:pPr>
+        <w:pStyle w:val="ListParagraph"/>
+        <w:numPr>
+          <w:ilvl w:val="0"/>
+          <w:numId w:val="8"/>
+        </w:numPr>
+        <w:contextualSpacing w:val="0"/>
+      </w:pPr>
+      <w:r>
+        <w:t xml:space="preserve">Vertical confining elements at openings: Provided, </w:t>
+      </w:r>
+      <w:proofErr w:type="gramStart"/>
+      <w:r>
         <w:t>Not</w:t>
       </w:r>
       <w:proofErr w:type="gramEnd"/>
       <w:r>
-        <w:t xml:space="preserve"> available, </w:t>
+        <w:t xml:space="preserve"> provided, if provided then size:___________</w:t>
+      </w:r>
+    </w:p>
+    <w:p>
+      <w:pPr>
+        <w:pStyle w:val="ListParagraph"/>
+        <w:numPr>
+          <w:ilvl w:val="0"/>
+          <w:numId w:val="8"/>
+        </w:numPr>
+        <w:contextualSpacing w:val="0"/>
+      </w:pPr>
+      <w:r>
+        <w:t xml:space="preserve">Horizontal Plinth bands/beams: Provided, </w:t>
       </w:r>
       <w:proofErr w:type="gramStart"/>
       <w:r>
-        <w:t>Distance:_</w:t>
+        <w:t>Not</w:t>
       </w:r>
       <w:proofErr w:type="gramEnd"/>
       <w:r>
-        <w:t>___________</w:t>
+        <w:t xml:space="preserve"> provided, if provided then size:___________</w:t>
       </w:r>
     </w:p>
     <w:p>
@@ -2387,7 +2026,15 @@
         <w:contextualSpacing w:val="0"/>
       </w:pPr>
       <w:r>
-        <w:t>Type of mortar: Dry/No mortar, Mud mortar, Cement-sand mortar</w:t>
+        <w:t xml:space="preserve">Horizontal Lintel bands/beams: Provided, </w:t>
+      </w:r>
+      <w:proofErr w:type="gramStart"/>
+      <w:r>
+        <w:t>Not</w:t>
+      </w:r>
+      <w:proofErr w:type="gramEnd"/>
+      <w:r>
+        <w:t xml:space="preserve"> provided, if provided then size:___________</w:t>
       </w:r>
     </w:p>
     <w:p>
@@ -2400,7 +2047,15 @@
         <w:contextualSpacing w:val="0"/>
       </w:pPr>
       <w:r>
-        <w:t>Wall Thickness: ____________</w:t>
+        <w:t xml:space="preserve">Horizontal Roof/floor bands/beams: Provided, </w:t>
+      </w:r>
+      <w:proofErr w:type="gramStart"/>
+      <w:r>
+        <w:t>Not</w:t>
+      </w:r>
+      <w:proofErr w:type="gramEnd"/>
+      <w:r>
+        <w:t xml:space="preserve"> provided, if provided then size:_______</w:t>
       </w:r>
     </w:p>
     <w:p>
@@ -2413,15 +2068,15 @@
         <w:contextualSpacing w:val="0"/>
       </w:pPr>
       <w:r>
-        <w:t xml:space="preserve">Typical size of window: </w:t>
+        <w:t xml:space="preserve">Horizontal Sill bands/beams: Provided, </w:t>
       </w:r>
       <w:proofErr w:type="gramStart"/>
       <w:r>
-        <w:t>Length: _</w:t>
+        <w:t>Not</w:t>
       </w:r>
       <w:proofErr w:type="gramEnd"/>
       <w:r>
-        <w:t>__________ and height: _________________</w:t>
+        <w:t xml:space="preserve"> provided, if provided then size:___________</w:t>
       </w:r>
     </w:p>
     <w:p>
@@ -2434,15 +2089,28 @@
         <w:contextualSpacing w:val="0"/>
       </w:pPr>
       <w:r>
-        <w:t xml:space="preserve">Typica; size of door: </w:t>
+        <w:t>Verandah column: RC column, Wooden column, block masonry column, Size:____________</w:t>
+      </w:r>
+    </w:p>
+    <w:p>
+      <w:pPr>
+        <w:pStyle w:val="ListParagraph"/>
+        <w:numPr>
+          <w:ilvl w:val="0"/>
+          <w:numId w:val="8"/>
+        </w:numPr>
+        <w:contextualSpacing w:val="0"/>
+      </w:pPr>
+      <w:r>
+        <w:t xml:space="preserve">Type of floor: RC Slab, timber flat roof, T-iron roof, </w:t>
       </w:r>
       <w:proofErr w:type="gramStart"/>
       <w:r>
-        <w:t>Length: _</w:t>
+        <w:t>Not</w:t>
       </w:r>
       <w:proofErr w:type="gramEnd"/>
       <w:r>
-        <w:t>_____________ and height: ________________</w:t>
+        <w:t xml:space="preserve"> applicable, other:_____________</w:t>
       </w:r>
     </w:p>
     <w:p>
@@ -2455,15 +2123,7 @@
         <w:contextualSpacing w:val="0"/>
       </w:pPr>
       <w:r>
-        <w:t xml:space="preserve">Opening alignment in vertical direction: Aligned, </w:t>
-      </w:r>
-      <w:proofErr w:type="gramStart"/>
-      <w:r>
-        <w:t>Not</w:t>
-      </w:r>
-      <w:proofErr w:type="gramEnd"/>
-      <w:r>
-        <w:t xml:space="preserve"> aligned</w:t>
+        <w:t>Connection of floor to wall: No connection/bearing, connection through wooden laces on wall top, other:___________________</w:t>
       </w:r>
     </w:p>
     <w:p>
@@ -2476,320 +2136,13 @@
         <w:contextualSpacing w:val="0"/>
       </w:pPr>
       <w:r>
-        <w:t xml:space="preserve">Connection between </w:t>
-      </w:r>
-      <w:r>
-        <w:t>block</w:t>
-      </w:r>
-      <w:r>
-        <w:t xml:space="preserve"> masonry wall and vertical confining column: Toothing provided, </w:t>
-      </w:r>
-      <w:proofErr w:type="gramStart"/>
-      <w:r>
-        <w:t>Not</w:t>
-      </w:r>
-      <w:proofErr w:type="gramEnd"/>
-      <w:r>
-        <w:t xml:space="preserve"> provided. RC columns are constructed before walls.</w:t>
-      </w:r>
-    </w:p>
-    <w:p>
-      <w:pPr>
-        <w:pStyle w:val="ListParagraph"/>
-        <w:numPr>
-          <w:ilvl w:val="0"/>
-          <w:numId w:val="8"/>
-        </w:numPr>
-        <w:contextualSpacing w:val="0"/>
-      </w:pPr>
-      <w:r>
-        <w:t>Size vertical confining element/column: __________________</w:t>
-      </w:r>
-    </w:p>
-    <w:p>
-      <w:pPr>
-        <w:pStyle w:val="ListParagraph"/>
-        <w:numPr>
-          <w:ilvl w:val="0"/>
-          <w:numId w:val="8"/>
-        </w:numPr>
-        <w:contextualSpacing w:val="0"/>
-      </w:pPr>
-      <w:r>
-        <w:t xml:space="preserve">Location of vertical confining element/column: At all corners only, </w:t>
-      </w:r>
-      <w:proofErr w:type="gramStart"/>
-      <w:r>
-        <w:t>At</w:t>
-      </w:r>
-      <w:proofErr w:type="gramEnd"/>
-      <w:r>
-        <w:t xml:space="preserve"> some corners, Intermediate elements are also provided, maximum </w:t>
-      </w:r>
-      <w:proofErr w:type="gramStart"/>
-      <w:r>
-        <w:t>spacing:_</w:t>
-      </w:r>
-      <w:proofErr w:type="gramEnd"/>
-      <w:r>
-        <w:t>______________________</w:t>
-      </w:r>
-    </w:p>
-    <w:p>
-      <w:pPr>
-        <w:pStyle w:val="ListParagraph"/>
-        <w:numPr>
-          <w:ilvl w:val="0"/>
-          <w:numId w:val="8"/>
-        </w:numPr>
-        <w:contextualSpacing w:val="0"/>
-      </w:pPr>
-      <w:r>
-        <w:t xml:space="preserve">Vertical confining elements at openings: Provided, </w:t>
-      </w:r>
-      <w:proofErr w:type="gramStart"/>
-      <w:r>
-        <w:t>Not</w:t>
-      </w:r>
-      <w:proofErr w:type="gramEnd"/>
-      <w:r>
-        <w:t xml:space="preserve"> provided, if provided then </w:t>
-      </w:r>
-      <w:proofErr w:type="gramStart"/>
-      <w:r>
-        <w:t>size:_</w:t>
-      </w:r>
-      <w:proofErr w:type="gramEnd"/>
-      <w:r>
-        <w:t>__________</w:t>
-      </w:r>
-    </w:p>
-    <w:p>
-      <w:pPr>
-        <w:pStyle w:val="ListParagraph"/>
-        <w:numPr>
-          <w:ilvl w:val="0"/>
-          <w:numId w:val="8"/>
-        </w:numPr>
-        <w:contextualSpacing w:val="0"/>
-      </w:pPr>
-      <w:r>
-        <w:t xml:space="preserve">Horizontal Plinth bands/beams: Provided, </w:t>
-      </w:r>
-      <w:proofErr w:type="gramStart"/>
-      <w:r>
-        <w:t>Not</w:t>
-      </w:r>
-      <w:proofErr w:type="gramEnd"/>
-      <w:r>
-        <w:t xml:space="preserve"> provided, if provided then </w:t>
-      </w:r>
-      <w:proofErr w:type="gramStart"/>
-      <w:r>
-        <w:t>size:_</w:t>
-      </w:r>
-      <w:proofErr w:type="gramEnd"/>
-      <w:r>
-        <w:t>__________</w:t>
-      </w:r>
-    </w:p>
-    <w:p>
-      <w:pPr>
-        <w:pStyle w:val="ListParagraph"/>
-        <w:numPr>
-          <w:ilvl w:val="0"/>
-          <w:numId w:val="8"/>
-        </w:numPr>
-        <w:contextualSpacing w:val="0"/>
-      </w:pPr>
-      <w:r>
-        <w:t xml:space="preserve">Horizontal Lintel bands/beams: Provided, </w:t>
-      </w:r>
-      <w:proofErr w:type="gramStart"/>
-      <w:r>
-        <w:t>Not</w:t>
-      </w:r>
-      <w:proofErr w:type="gramEnd"/>
-      <w:r>
-        <w:t xml:space="preserve"> provided, if provided then </w:t>
-      </w:r>
-      <w:proofErr w:type="gramStart"/>
-      <w:r>
-        <w:t>size:_</w:t>
-      </w:r>
-      <w:proofErr w:type="gramEnd"/>
-      <w:r>
-        <w:t>__________</w:t>
-      </w:r>
-    </w:p>
-    <w:p>
-      <w:pPr>
-        <w:pStyle w:val="ListParagraph"/>
-        <w:numPr>
-          <w:ilvl w:val="0"/>
-          <w:numId w:val="8"/>
-        </w:numPr>
-        <w:contextualSpacing w:val="0"/>
-      </w:pPr>
-      <w:r>
-        <w:t xml:space="preserve">Horizontal Roof/floor bands/beams: Provided, </w:t>
-      </w:r>
-      <w:proofErr w:type="gramStart"/>
-      <w:r>
-        <w:t>Not</w:t>
-      </w:r>
-      <w:proofErr w:type="gramEnd"/>
-      <w:r>
-        <w:t xml:space="preserve"> provided, if provided then </w:t>
-      </w:r>
-      <w:proofErr w:type="gramStart"/>
-      <w:r>
-        <w:t>size:_</w:t>
-      </w:r>
-      <w:proofErr w:type="gramEnd"/>
-      <w:r>
-        <w:t>______</w:t>
-      </w:r>
-    </w:p>
-    <w:p>
-      <w:pPr>
-        <w:pStyle w:val="ListParagraph"/>
-        <w:numPr>
-          <w:ilvl w:val="0"/>
-          <w:numId w:val="8"/>
-        </w:numPr>
-        <w:contextualSpacing w:val="0"/>
-      </w:pPr>
-      <w:r>
-        <w:t xml:space="preserve">Horizontal Sill bands/beams: Provided, </w:t>
-      </w:r>
-      <w:proofErr w:type="gramStart"/>
-      <w:r>
-        <w:t>Not</w:t>
-      </w:r>
-      <w:proofErr w:type="gramEnd"/>
-      <w:r>
-        <w:t xml:space="preserve"> provided, if provided then </w:t>
-      </w:r>
-      <w:proofErr w:type="gramStart"/>
-      <w:r>
-        <w:t>size:_</w:t>
-      </w:r>
-      <w:proofErr w:type="gramEnd"/>
-      <w:r>
-        <w:t>__________</w:t>
-      </w:r>
-    </w:p>
-    <w:p>
-      <w:pPr>
-        <w:pStyle w:val="ListParagraph"/>
-        <w:numPr>
-          <w:ilvl w:val="0"/>
-          <w:numId w:val="8"/>
-        </w:numPr>
-        <w:contextualSpacing w:val="0"/>
-      </w:pPr>
-      <w:r>
-        <w:t xml:space="preserve">Verandah column: RC column, Wooden column, </w:t>
-      </w:r>
-      <w:r>
-        <w:t>block</w:t>
-      </w:r>
-      <w:r>
-        <w:t xml:space="preserve"> masonry column, </w:t>
-      </w:r>
-      <w:proofErr w:type="gramStart"/>
-      <w:r>
-        <w:t>Size:_</w:t>
-      </w:r>
-      <w:proofErr w:type="gramEnd"/>
-      <w:r>
-        <w:t>___________</w:t>
-      </w:r>
-    </w:p>
-    <w:p>
-      <w:pPr>
-        <w:pStyle w:val="ListParagraph"/>
-        <w:numPr>
-          <w:ilvl w:val="0"/>
-          <w:numId w:val="8"/>
-        </w:numPr>
-        <w:contextualSpacing w:val="0"/>
-      </w:pPr>
-      <w:r>
-        <w:t xml:space="preserve">Type of floor: RC Slab, timber flat roof, T-iron roof, </w:t>
-      </w:r>
-      <w:proofErr w:type="gramStart"/>
-      <w:r>
-        <w:t>Not</w:t>
-      </w:r>
-      <w:proofErr w:type="gramEnd"/>
-      <w:r>
-        <w:t xml:space="preserve"> applicable, </w:t>
-      </w:r>
-      <w:proofErr w:type="gramStart"/>
-      <w:r>
-        <w:t>other:_</w:t>
-      </w:r>
-      <w:proofErr w:type="gramEnd"/>
-      <w:r>
-        <w:t>____________</w:t>
-      </w:r>
-    </w:p>
-    <w:p>
-      <w:pPr>
-        <w:pStyle w:val="ListParagraph"/>
-        <w:numPr>
-          <w:ilvl w:val="0"/>
-          <w:numId w:val="8"/>
-        </w:numPr>
-        <w:contextualSpacing w:val="0"/>
-      </w:pPr>
-      <w:r>
-        <w:t xml:space="preserve">Connection of floor to wall: No connection/bearing, connection through wooden laces on wall top, </w:t>
-      </w:r>
-      <w:proofErr w:type="gramStart"/>
-      <w:r>
-        <w:t>other:_</w:t>
-      </w:r>
-      <w:proofErr w:type="gramEnd"/>
-      <w:r>
-        <w:t>__________________</w:t>
-      </w:r>
-    </w:p>
-    <w:p>
-      <w:pPr>
-        <w:pStyle w:val="ListParagraph"/>
-        <w:numPr>
-          <w:ilvl w:val="0"/>
-          <w:numId w:val="8"/>
-        </w:numPr>
-        <w:contextualSpacing w:val="0"/>
-      </w:pPr>
-      <w:r>
-        <w:t xml:space="preserve">Type of roof: RC Slab, timber flat roof, T-iron roof, wooden truss, steel truss, </w:t>
-      </w:r>
-      <w:proofErr w:type="gramStart"/>
-      <w:r>
-        <w:t>other:_</w:t>
-      </w:r>
-      <w:proofErr w:type="gramEnd"/>
-      <w:r>
-        <w:t>_______</w:t>
+        <w:t>Type of roof: RC Slab, timber flat roof, T-iron roof, wooden truss, steel truss, other:________</w:t>
       </w:r>
     </w:p>
     <w:p>
       <w:r>
         <w:lastRenderedPageBreak/>
-        <w:t xml:space="preserve">Connection of roof to wall: No connection/bearing, connection through wooden laces on wall top, steel anchor bolts, </w:t>
-      </w:r>
-      <w:proofErr w:type="gramStart"/>
-      <w:r>
-        <w:t>other:_</w:t>
-      </w:r>
-      <w:proofErr w:type="gramEnd"/>
-      <w:r>
-        <w:t>__________________</w:t>
+        <w:t>Connection of roof to wall: No connection/bearing, connection through wooden laces on wall top, steel anchor bolts, other:___________________</w:t>
       </w:r>
     </w:p>
     <w:sectPr>
@@ -2803,7 +2156,7 @@
 </file>
 
 <file path=word/numbering.xml><?xml version="1.0" encoding="utf-8"?>
-<w:numbering xmlns:wpc="http://schemas.microsoft.com/office/word/2010/wordprocessingCanvas" xmlns:cx="http://schemas.microsoft.com/office/drawing/2014/chartex" xmlns:cx1="http://schemas.microsoft.com/office/drawing/2015/9/8/chartex" xmlns:cx2="http://schemas.microsoft.com/office/drawing/2015/10/21/chartex" xmlns:cx3="http://schemas.microsoft.com/office/drawing/2016/5/9/chartex" xmlns:cx4="http://schemas.microsoft.com/office/drawing/2016/5/10/chartex" xmlns:cx5="http://schemas.microsoft.com/office/drawing/2016/5/11/chartex" xmlns:cx6="http://schemas.microsoft.com/office/drawing/2016/5/12/chartex" xmlns:cx7="http://schemas.microsoft.com/office/drawing/2016/5/13/chartex" xmlns:cx8="http://schemas.microsoft.com/office/drawing/2016/5/14/chartex" xmlns:mc="http://schemas.openxmlformats.org/markup-compatibility/2006" xmlns:aink="http://schemas.microsoft.com/office/drawing/2016/ink" xmlns:am3d="http://schemas.microsoft.com/office/drawing/2017/model3d" xmlns:o="urn:schemas-microsoft-com:office:office" xmlns:oel="http://schemas.microsoft.com/office/2019/extlst" xmlns:r="http://schemas.openxmlformats.org/officeDocument/2006/relationships" xmlns:m="http://schemas.openxmlformats.org/officeDocument/2006/math" xmlns:v="urn:schemas-microsoft-com:vml" xmlns:wp14="http://schemas.microsoft.com/office/word/2010/wordprocessingDrawing" xmlns:wp="http://schemas.openxmlformats.org/drawingml/2006/wordprocessingDrawing" xmlns:w10="urn:schemas-microsoft-com:office:word" xmlns:w="http://schemas.openxmlformats.org/wordprocessingml/2006/main" xmlns:w14="http://schemas.microsoft.com/office/word/2010/wordml" xmlns:w15="http://schemas.microsoft.com/office/word/2012/wordml" xmlns:w16cex="http://schemas.microsoft.com/office/word/2018/wordml/cex" xmlns:w16cid="http://schemas.microsoft.com/office/word/2016/wordml/cid" xmlns:w16="http://schemas.microsoft.com/office/word/2018/wordml" xmlns:w16du="http://schemas.microsoft.com/office/word/2023/wordml/word16du" xmlns:w16sdtdh="http://schemas.microsoft.com/office/word/2020/wordml/sdtdatahash" xmlns:w16sdtfl="http://schemas.microsoft.com/office/word/2024/wordml/sdtformatlock" xmlns:w16se="http://schemas.microsoft.com/office/word/2015/wordml/symex" xmlns:wpg="http://schemas.microsoft.com/office/word/2010/wordprocessingGroup" xmlns:wpi="http://schemas.microsoft.com/office/word/2010/wordprocessingInk" xmlns:wne="http://schemas.microsoft.com/office/word/2006/wordml" xmlns:wps="http://schemas.microsoft.com/office/word/2010/wordprocessingShape" mc:Ignorable="w14 w15 w16se w16cid w16 w16cex w16sdtdh w16sdtfl w16du wp14">
+<w:numbering xmlns:wpc="http://schemas.microsoft.com/office/word/2010/wordprocessingCanvas" xmlns:cx="http://schemas.microsoft.com/office/drawing/2014/chartex" xmlns:cx1="http://schemas.microsoft.com/office/drawing/2015/9/8/chartex" xmlns:cx2="http://schemas.microsoft.com/office/drawing/2015/10/21/chartex" xmlns:cx3="http://schemas.microsoft.com/office/drawing/2016/5/9/chartex" xmlns:cx4="http://schemas.microsoft.com/office/drawing/2016/5/10/chartex" xmlns:cx5="http://schemas.microsoft.com/office/drawing/2016/5/11/chartex" xmlns:cx6="http://schemas.microsoft.com/office/drawing/2016/5/12/chartex" xmlns:cx7="http://schemas.microsoft.com/office/drawing/2016/5/13/chartex" xmlns:cx8="http://schemas.microsoft.com/office/drawing/2016/5/14/chartex" xmlns:mc="http://schemas.openxmlformats.org/markup-compatibility/2006" xmlns:aink="http://schemas.microsoft.com/office/drawing/2016/ink" xmlns:am3d="http://schemas.microsoft.com/office/drawing/2017/model3d" xmlns:o="urn:schemas-microsoft-com:office:office" xmlns:oel="http://schemas.microsoft.com/office/2019/extlst" xmlns:r="http://schemas.openxmlformats.org/officeDocument/2006/relationships" xmlns:m="http://schemas.openxmlformats.org/officeDocument/2006/math" xmlns:v="urn:schemas-microsoft-com:vml" xmlns:wp14="http://schemas.microsoft.com/office/word/2010/wordprocessingDrawing" xmlns:wp="http://schemas.openxmlformats.org/drawingml/2006/wordprocessingDrawing" xmlns:w10="urn:schemas-microsoft-com:office:word" xmlns:w="http://schemas.openxmlformats.org/wordprocessingml/2006/main" xmlns:w14="http://schemas.microsoft.com/office/word/2010/wordml" xmlns:w15="http://schemas.microsoft.com/office/word/2012/wordml" xmlns:w16cex="http://schemas.microsoft.com/office/word/2018/wordml/cex" xmlns:w16cid="http://schemas.microsoft.com/office/word/2016/wordml/cid" xmlns:w16="http://schemas.microsoft.com/office/word/2018/wordml" xmlns:w16sdtdh="http://schemas.microsoft.com/office/word/2020/wordml/sdtdatahash" xmlns:w16se="http://schemas.microsoft.com/office/word/2015/wordml/symex" xmlns:wpg="http://schemas.microsoft.com/office/word/2010/wordprocessingGroup" xmlns:wpi="http://schemas.microsoft.com/office/word/2010/wordprocessingInk" xmlns:wne="http://schemas.microsoft.com/office/word/2006/wordml" xmlns:wps="http://schemas.microsoft.com/office/word/2010/wordprocessingShape" mc:Ignorable="w14 w15 w16se w16cid w16 w16cex w16sdtdh wp14">
   <w:abstractNum w:abstractNumId="0" w15:restartNumberingAfterBreak="0">
     <w:nsid w:val="19C14561"/>
     <w:multiLevelType w:val="multilevel"/>
@@ -3556,7 +2909,7 @@
 </file>
 
 <file path=word/styles.xml><?xml version="1.0" encoding="utf-8"?>
-<w:styles xmlns:mc="http://schemas.openxmlformats.org/markup-compatibility/2006" xmlns:r="http://schemas.openxmlformats.org/officeDocument/2006/relationships" xmlns:w="http://schemas.openxmlformats.org/wordprocessingml/2006/main" xmlns:w14="http://schemas.microsoft.com/office/word/2010/wordml" xmlns:w15="http://schemas.microsoft.com/office/word/2012/wordml" xmlns:w16cex="http://schemas.microsoft.com/office/word/2018/wordml/cex" xmlns:w16cid="http://schemas.microsoft.com/office/word/2016/wordml/cid" xmlns:w16="http://schemas.microsoft.com/office/word/2018/wordml" xmlns:w16du="http://schemas.microsoft.com/office/word/2023/wordml/word16du" xmlns:w16sdtdh="http://schemas.microsoft.com/office/word/2020/wordml/sdtdatahash" xmlns:w16sdtfl="http://schemas.microsoft.com/office/word/2024/wordml/sdtformatlock" xmlns:w16se="http://schemas.microsoft.com/office/word/2015/wordml/symex" mc:Ignorable="w14 w15 w16se w16cid w16 w16cex w16sdtdh w16sdtfl w16du">
+<w:styles xmlns:mc="http://schemas.openxmlformats.org/markup-compatibility/2006" xmlns:r="http://schemas.openxmlformats.org/officeDocument/2006/relationships" xmlns:w="http://schemas.openxmlformats.org/wordprocessingml/2006/main" xmlns:w14="http://schemas.microsoft.com/office/word/2010/wordml" xmlns:w15="http://schemas.microsoft.com/office/word/2012/wordml" xmlns:w16cex="http://schemas.microsoft.com/office/word/2018/wordml/cex" xmlns:w16cid="http://schemas.microsoft.com/office/word/2016/wordml/cid" xmlns:w16="http://schemas.microsoft.com/office/word/2018/wordml" xmlns:w16sdtdh="http://schemas.microsoft.com/office/word/2020/wordml/sdtdatahash" xmlns:w16se="http://schemas.microsoft.com/office/word/2015/wordml/symex" mc:Ignorable="w14 w15 w16se w16cid w16 w16cex w16sdtdh">
   <w:docDefaults>
     <w:rPrDefault>
       <w:rPr>
